--- a/Parcial 2/evidencias - practicas 1.docx
+++ b/Parcial 2/evidencias - practicas 1.docx
@@ -137,7 +137,7 @@
           <w:sz w:val="32"/>
           <w:szCs w:val="32"/>
         </w:rPr>
-        <w:t>García Segura América Yanely</w:t>
+        <w:t>Lopez Camacho Jonathan Valentin</w:t>
       </w:r>
     </w:p>
     <w:p>
@@ -4530,25 +4530,34 @@
       <w:pPr>
         <w:rPr>
           <w:rFonts w:ascii="Arial" w:hAnsi="Arial" w:cs="Arial"/>
-        </w:rPr>
-      </w:pPr>
-      <w:r>
-        <w:rPr>
-          <w:rFonts w:ascii="Arial" w:hAnsi="Arial" w:cs="Arial"/>
-        </w:rPr>
-        <w:t>  Serial.println("Sistema SOS Iniciado");</w:t>
-      </w:r>
-    </w:p>
-    <w:p>
-      <w:pPr>
-        <w:rPr>
-          <w:rFonts w:ascii="Arial" w:hAnsi="Arial" w:cs="Arial"/>
-          <w:lang w:val="en-US"/>
-        </w:rPr>
-      </w:pPr>
-      <w:r>
-        <w:rPr>
-          <w:rFonts w:ascii="Arial" w:hAnsi="Arial" w:cs="Arial"/>
+          <w:lang w:val="en-US"/>
+        </w:rPr>
+      </w:pPr>
+      <w:r>
+        <w:rPr>
+          <w:rFonts w:ascii="Arial" w:hAnsi="Arial" w:cs="Arial"/>
+        </w:rPr>
+        <w:t xml:space="preserve">  </w:t>
+      </w:r>
+      <w:r>
+        <w:rPr>
+          <w:rFonts w:ascii="Arial" w:hAnsi="Arial" w:cs="Arial"/>
+          <w:lang w:val="en-US"/>
+        </w:rPr>
+        <w:t>Serial.println("Sistema SOS Iniciado");</w:t>
+      </w:r>
+    </w:p>
+    <w:p>
+      <w:pPr>
+        <w:rPr>
+          <w:rFonts w:ascii="Arial" w:hAnsi="Arial" w:cs="Arial"/>
+          <w:lang w:val="en-US"/>
+        </w:rPr>
+      </w:pPr>
+      <w:r>
+        <w:rPr>
+          <w:rFonts w:ascii="Arial" w:hAnsi="Arial" w:cs="Arial"/>
+          <w:lang w:val="en-US"/>
         </w:rPr>
         <w:t xml:space="preserve">  </w:t>
       </w:r>
@@ -4603,13 +4612,304 @@
       <w:pPr>
         <w:rPr>
           <w:rFonts w:ascii="Arial" w:hAnsi="Arial" w:cs="Arial"/>
-          <w:lang w:val="en-US"/>
-        </w:rPr>
-      </w:pPr>
-      <w:r>
-        <w:rPr>
-          <w:rFonts w:ascii="Arial" w:hAnsi="Arial" w:cs="Arial"/>
-          <w:lang w:val="en-US"/>
+          <w:lang w:val="pt-BR"/>
+        </w:rPr>
+      </w:pPr>
+      <w:r>
+        <w:rPr>
+          <w:rFonts w:ascii="Arial" w:hAnsi="Arial" w:cs="Arial"/>
+          <w:lang w:val="en-US"/>
+        </w:rPr>
+        <w:t xml:space="preserve">  </w:t>
+      </w:r>
+      <w:r>
+        <w:rPr>
+          <w:rFonts w:ascii="Arial" w:hAnsi="Arial" w:cs="Arial"/>
+          <w:lang w:val="pt-BR"/>
+        </w:rPr>
+        <w:t>Serial.println("ENVIANDO: S");</w:t>
+      </w:r>
+    </w:p>
+    <w:p>
+      <w:pPr>
+        <w:rPr>
+          <w:rFonts w:ascii="Arial" w:hAnsi="Arial" w:cs="Arial"/>
+          <w:lang w:val="pt-BR"/>
+        </w:rPr>
+      </w:pPr>
+      <w:r>
+        <w:rPr>
+          <w:rFonts w:ascii="Arial" w:hAnsi="Arial" w:cs="Arial"/>
+          <w:lang w:val="pt-BR"/>
+        </w:rPr>
+        <w:t>  for(int i = 0; i &lt; 3; i++){</w:t>
+      </w:r>
+    </w:p>
+    <w:p>
+      <w:pPr>
+        <w:rPr>
+          <w:rFonts w:ascii="Arial" w:hAnsi="Arial" w:cs="Arial"/>
+          <w:lang w:val="en-US"/>
+        </w:rPr>
+      </w:pPr>
+      <w:r>
+        <w:rPr>
+          <w:rFonts w:ascii="Arial" w:hAnsi="Arial" w:cs="Arial"/>
+          <w:lang w:val="pt-BR"/>
+        </w:rPr>
+        <w:t xml:space="preserve">    </w:t>
+      </w:r>
+      <w:r>
+        <w:rPr>
+          <w:rFonts w:ascii="Arial" w:hAnsi="Arial" w:cs="Arial"/>
+          <w:lang w:val="en-US"/>
+        </w:rPr>
+        <w:t>digitalWrite(PIN_LED, HIGH);</w:t>
+      </w:r>
+    </w:p>
+    <w:p>
+      <w:pPr>
+        <w:rPr>
+          <w:rFonts w:ascii="Arial" w:hAnsi="Arial" w:cs="Arial"/>
+          <w:lang w:val="en-US"/>
+        </w:rPr>
+      </w:pPr>
+      <w:r>
+        <w:rPr>
+          <w:rFonts w:ascii="Arial" w:hAnsi="Arial" w:cs="Arial"/>
+          <w:lang w:val="en-US"/>
+        </w:rPr>
+        <w:t>    delay(200);</w:t>
+      </w:r>
+    </w:p>
+    <w:p>
+      <w:pPr>
+        <w:rPr>
+          <w:rFonts w:ascii="Arial" w:hAnsi="Arial" w:cs="Arial"/>
+          <w:lang w:val="en-US"/>
+        </w:rPr>
+      </w:pPr>
+      <w:r>
+        <w:rPr>
+          <w:rFonts w:ascii="Arial" w:hAnsi="Arial" w:cs="Arial"/>
+          <w:lang w:val="en-US"/>
+        </w:rPr>
+        <w:t>    digitalWrite(PIN_LED, LOW);</w:t>
+      </w:r>
+    </w:p>
+    <w:p>
+      <w:pPr>
+        <w:rPr>
+          <w:rFonts w:ascii="Arial" w:hAnsi="Arial" w:cs="Arial"/>
+          <w:lang w:val="en-US"/>
+        </w:rPr>
+      </w:pPr>
+      <w:r>
+        <w:rPr>
+          <w:rFonts w:ascii="Arial" w:hAnsi="Arial" w:cs="Arial"/>
+          <w:lang w:val="en-US"/>
+        </w:rPr>
+        <w:t>    delay(200);</w:t>
+      </w:r>
+    </w:p>
+    <w:p>
+      <w:pPr>
+        <w:rPr>
+          <w:rFonts w:ascii="Arial" w:hAnsi="Arial" w:cs="Arial"/>
+          <w:lang w:val="pt-BR"/>
+        </w:rPr>
+      </w:pPr>
+      <w:r>
+        <w:rPr>
+          <w:rFonts w:ascii="Arial" w:hAnsi="Arial" w:cs="Arial"/>
+          <w:lang w:val="en-US"/>
+        </w:rPr>
+        <w:t xml:space="preserve">  </w:t>
+      </w:r>
+      <w:r>
+        <w:rPr>
+          <w:rFonts w:ascii="Arial" w:hAnsi="Arial" w:cs="Arial"/>
+          <w:lang w:val="pt-BR"/>
+        </w:rPr>
+        <w:t>}</w:t>
+      </w:r>
+    </w:p>
+    <w:p>
+      <w:pPr>
+        <w:rPr>
+          <w:rFonts w:ascii="Arial" w:hAnsi="Arial" w:cs="Arial"/>
+          <w:lang w:val="pt-BR"/>
+        </w:rPr>
+      </w:pPr>
+      <w:r>
+        <w:rPr>
+          <w:rFonts w:ascii="Arial" w:hAnsi="Arial" w:cs="Arial"/>
+          <w:lang w:val="pt-BR"/>
+        </w:rPr>
+        <w:t>  delay(400);</w:t>
+      </w:r>
+    </w:p>
+    <w:p>
+      <w:pPr>
+        <w:rPr>
+          <w:rFonts w:ascii="Arial" w:hAnsi="Arial" w:cs="Arial"/>
+          <w:lang w:val="pt-BR"/>
+        </w:rPr>
+      </w:pPr>
+    </w:p>
+    <w:p>
+      <w:pPr>
+        <w:rPr>
+          <w:rFonts w:ascii="Arial" w:hAnsi="Arial" w:cs="Arial"/>
+          <w:lang w:val="pt-BR"/>
+        </w:rPr>
+      </w:pPr>
+      <w:r>
+        <w:rPr>
+          <w:rFonts w:ascii="Arial" w:hAnsi="Arial" w:cs="Arial"/>
+          <w:lang w:val="pt-BR"/>
+        </w:rPr>
+        <w:t>  Serial.println("ENVIANDO: O");</w:t>
+      </w:r>
+    </w:p>
+    <w:p>
+      <w:pPr>
+        <w:rPr>
+          <w:rFonts w:ascii="Arial" w:hAnsi="Arial" w:cs="Arial"/>
+          <w:lang w:val="pt-BR"/>
+        </w:rPr>
+      </w:pPr>
+      <w:r>
+        <w:rPr>
+          <w:rFonts w:ascii="Arial" w:hAnsi="Arial" w:cs="Arial"/>
+          <w:lang w:val="pt-BR"/>
+        </w:rPr>
+        <w:t>  for(int i = 0; i &lt; 3; i++){</w:t>
+      </w:r>
+    </w:p>
+    <w:p>
+      <w:pPr>
+        <w:rPr>
+          <w:rFonts w:ascii="Arial" w:hAnsi="Arial" w:cs="Arial"/>
+          <w:lang w:val="en-US"/>
+        </w:rPr>
+      </w:pPr>
+      <w:r>
+        <w:rPr>
+          <w:rFonts w:ascii="Arial" w:hAnsi="Arial" w:cs="Arial"/>
+          <w:lang w:val="pt-BR"/>
+        </w:rPr>
+        <w:t xml:space="preserve">    </w:t>
+      </w:r>
+      <w:r>
+        <w:rPr>
+          <w:rFonts w:ascii="Arial" w:hAnsi="Arial" w:cs="Arial"/>
+          <w:lang w:val="en-US"/>
+        </w:rPr>
+        <w:t>digitalWrite(PIN_LED, HIGH);</w:t>
+      </w:r>
+    </w:p>
+    <w:p>
+      <w:pPr>
+        <w:rPr>
+          <w:rFonts w:ascii="Arial" w:hAnsi="Arial" w:cs="Arial"/>
+          <w:lang w:val="en-US"/>
+        </w:rPr>
+      </w:pPr>
+      <w:r>
+        <w:rPr>
+          <w:rFonts w:ascii="Arial" w:hAnsi="Arial" w:cs="Arial"/>
+          <w:lang w:val="en-US"/>
+        </w:rPr>
+        <w:t>    delay(600);</w:t>
+      </w:r>
+    </w:p>
+    <w:p>
+      <w:pPr>
+        <w:rPr>
+          <w:rFonts w:ascii="Arial" w:hAnsi="Arial" w:cs="Arial"/>
+          <w:lang w:val="en-US"/>
+        </w:rPr>
+      </w:pPr>
+      <w:r>
+        <w:rPr>
+          <w:rFonts w:ascii="Arial" w:hAnsi="Arial" w:cs="Arial"/>
+          <w:lang w:val="en-US"/>
+        </w:rPr>
+        <w:t>    digitalWrite(PIN_LED, LOW);</w:t>
+      </w:r>
+    </w:p>
+    <w:p>
+      <w:pPr>
+        <w:rPr>
+          <w:rFonts w:ascii="Arial" w:hAnsi="Arial" w:cs="Arial"/>
+          <w:lang w:val="en-US"/>
+        </w:rPr>
+      </w:pPr>
+      <w:r>
+        <w:rPr>
+          <w:rFonts w:ascii="Arial" w:hAnsi="Arial" w:cs="Arial"/>
+          <w:lang w:val="en-US"/>
+        </w:rPr>
+        <w:t>    delay(200);</w:t>
+      </w:r>
+    </w:p>
+    <w:p>
+      <w:pPr>
+        <w:rPr>
+          <w:rFonts w:ascii="Arial" w:hAnsi="Arial" w:cs="Arial"/>
+          <w:lang w:val="pt-BR"/>
+        </w:rPr>
+      </w:pPr>
+      <w:r>
+        <w:rPr>
+          <w:rFonts w:ascii="Arial" w:hAnsi="Arial" w:cs="Arial"/>
+          <w:lang w:val="en-US"/>
+        </w:rPr>
+        <w:t xml:space="preserve">  </w:t>
+      </w:r>
+      <w:r>
+        <w:rPr>
+          <w:rFonts w:ascii="Arial" w:hAnsi="Arial" w:cs="Arial"/>
+          <w:lang w:val="pt-BR"/>
+        </w:rPr>
+        <w:t>}</w:t>
+      </w:r>
+    </w:p>
+    <w:p>
+      <w:pPr>
+        <w:rPr>
+          <w:rFonts w:ascii="Arial" w:hAnsi="Arial" w:cs="Arial"/>
+          <w:lang w:val="pt-BR"/>
+        </w:rPr>
+      </w:pPr>
+      <w:r>
+        <w:rPr>
+          <w:rFonts w:ascii="Arial" w:hAnsi="Arial" w:cs="Arial"/>
+          <w:lang w:val="pt-BR"/>
+        </w:rPr>
+        <w:t>  delay(400);</w:t>
+      </w:r>
+    </w:p>
+    <w:p>
+      <w:pPr>
+        <w:rPr>
+          <w:rFonts w:ascii="Arial" w:hAnsi="Arial" w:cs="Arial"/>
+          <w:lang w:val="pt-BR"/>
+        </w:rPr>
+      </w:pPr>
+    </w:p>
+    <w:p>
+      <w:pPr>
+        <w:rPr>
+          <w:rFonts w:ascii="Arial" w:hAnsi="Arial" w:cs="Arial"/>
+          <w:lang w:val="pt-BR"/>
+        </w:rPr>
+      </w:pPr>
+      <w:r>
+        <w:rPr>
+          <w:rFonts w:ascii="Arial" w:hAnsi="Arial" w:cs="Arial"/>
+          <w:lang w:val="pt-BR"/>
         </w:rPr>
         <w:t>  Serial.println("ENVIANDO: S");</w:t>
       </w:r>
@@ -4624,9 +4924,16 @@
       <w:r>
         <w:rPr>
           <w:rFonts w:ascii="Arial" w:hAnsi="Arial" w:cs="Arial"/>
-          <w:lang w:val="en-US"/>
-        </w:rPr>
-        <w:t>  for(int i = 0; i &lt; 3; i++){</w:t>
+          <w:lang w:val="pt-BR"/>
+        </w:rPr>
+        <w:t xml:space="preserve">  </w:t>
+      </w:r>
+      <w:r>
+        <w:rPr>
+          <w:rFonts w:ascii="Arial" w:hAnsi="Arial" w:cs="Arial"/>
+          <w:lang w:val="en-US"/>
+        </w:rPr>
+        <w:t>for(int i = 0; i &lt; 3; i++){</w:t>
       </w:r>
     </w:p>
     <w:p>
@@ -4678,289 +4985,31 @@
       <w:pPr>
         <w:rPr>
           <w:rFonts w:ascii="Arial" w:hAnsi="Arial" w:cs="Arial"/>
-          <w:lang w:val="en-US"/>
-        </w:rPr>
-      </w:pPr>
-      <w:r>
-        <w:rPr>
-          <w:rFonts w:ascii="Arial" w:hAnsi="Arial" w:cs="Arial"/>
-          <w:lang w:val="en-US"/>
-        </w:rPr>
-        <w:t>    delay(200);</w:t>
-      </w:r>
-    </w:p>
-    <w:p>
-      <w:pPr>
-        <w:rPr>
-          <w:rFonts w:ascii="Arial" w:hAnsi="Arial" w:cs="Arial"/>
-        </w:rPr>
-      </w:pPr>
-      <w:r>
-        <w:rPr>
-          <w:rFonts w:ascii="Arial" w:hAnsi="Arial" w:cs="Arial"/>
-          <w:lang w:val="en-US"/>
-        </w:rPr>
-        <w:t xml:space="preserve">  </w:t>
-      </w:r>
-      <w:r>
-        <w:rPr>
-          <w:rFonts w:ascii="Arial" w:hAnsi="Arial" w:cs="Arial"/>
-        </w:rPr>
-        <w:t>}</w:t>
-      </w:r>
-    </w:p>
-    <w:p>
-      <w:pPr>
-        <w:rPr>
-          <w:rFonts w:ascii="Arial" w:hAnsi="Arial" w:cs="Arial"/>
-        </w:rPr>
-      </w:pPr>
-      <w:r>
-        <w:rPr>
-          <w:rFonts w:ascii="Arial" w:hAnsi="Arial" w:cs="Arial"/>
-        </w:rPr>
-        <w:t>  delay(400);</w:t>
-      </w:r>
-    </w:p>
-    <w:p>
-      <w:pPr>
-        <w:rPr>
-          <w:rFonts w:ascii="Arial" w:hAnsi="Arial" w:cs="Arial"/>
-        </w:rPr>
-      </w:pPr>
-    </w:p>
-    <w:p>
-      <w:pPr>
-        <w:rPr>
-          <w:rFonts w:ascii="Arial" w:hAnsi="Arial" w:cs="Arial"/>
-        </w:rPr>
-      </w:pPr>
-      <w:r>
-        <w:rPr>
-          <w:rFonts w:ascii="Arial" w:hAnsi="Arial" w:cs="Arial"/>
-        </w:rPr>
-        <w:t>  Serial.println("ENVIANDO: O");</w:t>
-      </w:r>
-    </w:p>
-    <w:p>
-      <w:pPr>
-        <w:rPr>
-          <w:rFonts w:ascii="Arial" w:hAnsi="Arial" w:cs="Arial"/>
-          <w:lang w:val="en-US"/>
-        </w:rPr>
-      </w:pPr>
-      <w:r>
-        <w:rPr>
-          <w:rFonts w:ascii="Arial" w:hAnsi="Arial" w:cs="Arial"/>
-        </w:rPr>
-        <w:t xml:space="preserve">  </w:t>
-      </w:r>
-      <w:r>
-        <w:rPr>
-          <w:rFonts w:ascii="Arial" w:hAnsi="Arial" w:cs="Arial"/>
-          <w:lang w:val="en-US"/>
-        </w:rPr>
-        <w:t>for(int i = 0; i &lt; 3; i++){</w:t>
-      </w:r>
-    </w:p>
-    <w:p>
-      <w:pPr>
-        <w:rPr>
-          <w:rFonts w:ascii="Arial" w:hAnsi="Arial" w:cs="Arial"/>
-          <w:lang w:val="en-US"/>
-        </w:rPr>
-      </w:pPr>
-      <w:r>
-        <w:rPr>
-          <w:rFonts w:ascii="Arial" w:hAnsi="Arial" w:cs="Arial"/>
-          <w:lang w:val="en-US"/>
-        </w:rPr>
-        <w:t>    digitalWrite(PIN_LED, HIGH);</w:t>
-      </w:r>
-    </w:p>
-    <w:p>
-      <w:pPr>
-        <w:rPr>
-          <w:rFonts w:ascii="Arial" w:hAnsi="Arial" w:cs="Arial"/>
-          <w:lang w:val="en-US"/>
-        </w:rPr>
-      </w:pPr>
-      <w:r>
-        <w:rPr>
-          <w:rFonts w:ascii="Arial" w:hAnsi="Arial" w:cs="Arial"/>
-          <w:lang w:val="en-US"/>
-        </w:rPr>
-        <w:t>    delay(600);</w:t>
-      </w:r>
-    </w:p>
-    <w:p>
-      <w:pPr>
-        <w:rPr>
-          <w:rFonts w:ascii="Arial" w:hAnsi="Arial" w:cs="Arial"/>
-          <w:lang w:val="en-US"/>
-        </w:rPr>
-      </w:pPr>
-      <w:r>
-        <w:rPr>
-          <w:rFonts w:ascii="Arial" w:hAnsi="Arial" w:cs="Arial"/>
-          <w:lang w:val="en-US"/>
-        </w:rPr>
-        <w:t>    digitalWrite(PIN_LED, LOW);</w:t>
-      </w:r>
-    </w:p>
-    <w:p>
-      <w:pPr>
-        <w:rPr>
-          <w:rFonts w:ascii="Arial" w:hAnsi="Arial" w:cs="Arial"/>
-          <w:lang w:val="en-US"/>
-        </w:rPr>
-      </w:pPr>
-      <w:r>
-        <w:rPr>
-          <w:rFonts w:ascii="Arial" w:hAnsi="Arial" w:cs="Arial"/>
-          <w:lang w:val="en-US"/>
-        </w:rPr>
-        <w:t>    delay(200);</w:t>
-      </w:r>
-    </w:p>
-    <w:p>
-      <w:pPr>
-        <w:rPr>
-          <w:rFonts w:ascii="Arial" w:hAnsi="Arial" w:cs="Arial"/>
-          <w:lang w:val="en-US"/>
-        </w:rPr>
-      </w:pPr>
-      <w:r>
-        <w:rPr>
-          <w:rFonts w:ascii="Arial" w:hAnsi="Arial" w:cs="Arial"/>
-          <w:lang w:val="en-US"/>
-        </w:rPr>
-        <w:t>  }</w:t>
-      </w:r>
-    </w:p>
-    <w:p>
-      <w:pPr>
-        <w:rPr>
-          <w:rFonts w:ascii="Arial" w:hAnsi="Arial" w:cs="Arial"/>
-          <w:lang w:val="en-US"/>
-        </w:rPr>
-      </w:pPr>
-      <w:r>
-        <w:rPr>
-          <w:rFonts w:ascii="Arial" w:hAnsi="Arial" w:cs="Arial"/>
-          <w:lang w:val="en-US"/>
-        </w:rPr>
-        <w:t>  delay(400);</w:t>
-      </w:r>
-    </w:p>
-    <w:p>
-      <w:pPr>
-        <w:rPr>
-          <w:rFonts w:ascii="Arial" w:hAnsi="Arial" w:cs="Arial"/>
-          <w:lang w:val="en-US"/>
-        </w:rPr>
-      </w:pPr>
-    </w:p>
-    <w:p>
-      <w:pPr>
-        <w:rPr>
-          <w:rFonts w:ascii="Arial" w:hAnsi="Arial" w:cs="Arial"/>
-          <w:lang w:val="en-US"/>
-        </w:rPr>
-      </w:pPr>
-      <w:r>
-        <w:rPr>
-          <w:rFonts w:ascii="Arial" w:hAnsi="Arial" w:cs="Arial"/>
-          <w:lang w:val="en-US"/>
-        </w:rPr>
-        <w:t>  Serial.println("ENVIANDO: S");</w:t>
-      </w:r>
-    </w:p>
-    <w:p>
-      <w:pPr>
-        <w:rPr>
-          <w:rFonts w:ascii="Arial" w:hAnsi="Arial" w:cs="Arial"/>
-          <w:lang w:val="en-US"/>
-        </w:rPr>
-      </w:pPr>
-      <w:r>
-        <w:rPr>
-          <w:rFonts w:ascii="Arial" w:hAnsi="Arial" w:cs="Arial"/>
-          <w:lang w:val="en-US"/>
-        </w:rPr>
-        <w:t>  for(int i = 0; i &lt; 3; i++){</w:t>
-      </w:r>
-    </w:p>
-    <w:p>
-      <w:pPr>
-        <w:rPr>
-          <w:rFonts w:ascii="Arial" w:hAnsi="Arial" w:cs="Arial"/>
-          <w:lang w:val="en-US"/>
-        </w:rPr>
-      </w:pPr>
-      <w:r>
-        <w:rPr>
-          <w:rFonts w:ascii="Arial" w:hAnsi="Arial" w:cs="Arial"/>
-          <w:lang w:val="en-US"/>
-        </w:rPr>
-        <w:t>    digitalWrite(PIN_LED, HIGH);</w:t>
-      </w:r>
-    </w:p>
-    <w:p>
-      <w:pPr>
-        <w:rPr>
-          <w:rFonts w:ascii="Arial" w:hAnsi="Arial" w:cs="Arial"/>
-          <w:lang w:val="en-US"/>
-        </w:rPr>
-      </w:pPr>
-      <w:r>
-        <w:rPr>
-          <w:rFonts w:ascii="Arial" w:hAnsi="Arial" w:cs="Arial"/>
-          <w:lang w:val="en-US"/>
-        </w:rPr>
-        <w:t>    delay(200);</w:t>
-      </w:r>
-    </w:p>
-    <w:p>
-      <w:pPr>
-        <w:rPr>
-          <w:rFonts w:ascii="Arial" w:hAnsi="Arial" w:cs="Arial"/>
-          <w:lang w:val="en-US"/>
-        </w:rPr>
-      </w:pPr>
-      <w:r>
-        <w:rPr>
-          <w:rFonts w:ascii="Arial" w:hAnsi="Arial" w:cs="Arial"/>
-          <w:lang w:val="en-US"/>
-        </w:rPr>
-        <w:t>    digitalWrite(PIN_LED, LOW);</w:t>
-      </w:r>
-    </w:p>
-    <w:p>
-      <w:pPr>
-        <w:rPr>
-          <w:rFonts w:ascii="Arial" w:hAnsi="Arial" w:cs="Arial"/>
-          <w:lang w:val="en-US"/>
-        </w:rPr>
-      </w:pPr>
-      <w:r>
-        <w:rPr>
-          <w:rFonts w:ascii="Arial" w:hAnsi="Arial" w:cs="Arial"/>
-          <w:lang w:val="en-US"/>
-        </w:rPr>
-        <w:t>    delay(200);</w:t>
-      </w:r>
-    </w:p>
-    <w:p>
-      <w:pPr>
-        <w:rPr>
-          <w:rFonts w:ascii="Arial" w:hAnsi="Arial" w:cs="Arial"/>
-        </w:rPr>
-      </w:pPr>
-      <w:r>
-        <w:rPr>
-          <w:rFonts w:ascii="Arial" w:hAnsi="Arial" w:cs="Arial"/>
-          <w:lang w:val="en-US"/>
+        </w:rPr>
+      </w:pPr>
+      <w:r>
+        <w:rPr>
+          <w:rFonts w:ascii="Arial" w:hAnsi="Arial" w:cs="Arial"/>
+          <w:lang w:val="en-US"/>
+        </w:rPr>
+        <w:t xml:space="preserve">    </w:t>
+      </w:r>
+      <w:r>
+        <w:rPr>
+          <w:rFonts w:ascii="Arial" w:hAnsi="Arial" w:cs="Arial"/>
+        </w:rPr>
+        <w:t>delay(200);</w:t>
+      </w:r>
+    </w:p>
+    <w:p>
+      <w:pPr>
+        <w:rPr>
+          <w:rFonts w:ascii="Arial" w:hAnsi="Arial" w:cs="Arial"/>
+        </w:rPr>
+      </w:pPr>
+      <w:r>
+        <w:rPr>
+          <w:rFonts w:ascii="Arial" w:hAnsi="Arial" w:cs="Arial"/>
         </w:rPr>
         <w:t xml:space="preserve">  </w:t>
       </w:r>
@@ -5099,7 +5148,6 @@
           <w:color w:val="000000" w:themeColor="text1"/>
           <w:sz w:val="24"/>
           <w:szCs w:val="24"/>
-          <w:lang w:val="en-US"/>
         </w:rPr>
       </w:pPr>
       <w:bookmarkStart w:id="7" w:name="_Toc226643996"/>
@@ -5111,7 +5159,6 @@
           <w:color w:val="000000" w:themeColor="text1"/>
           <w:sz w:val="24"/>
           <w:szCs w:val="24"/>
-          <w:lang w:val="en-US"/>
         </w:rPr>
         <w:lastRenderedPageBreak/>
         <w:t>Ejercicio 3</w:t>
@@ -5590,6 +5637,7 @@
       <w:pPr>
         <w:rPr>
           <w:rFonts w:ascii="Arial" w:hAnsi="Arial" w:cs="Arial"/>
+          <w:lang w:val="en-US"/>
         </w:rPr>
       </w:pPr>
       <w:r>
@@ -5602,6 +5650,7 @@
       <w:r>
         <w:rPr>
           <w:rFonts w:ascii="Arial" w:hAnsi="Arial" w:cs="Arial"/>
+          <w:lang w:val="en-US"/>
         </w:rPr>
         <w:t>Serial.print(tiempoActual);</w:t>
       </w:r>
@@ -5610,11 +5659,13 @@
       <w:pPr>
         <w:rPr>
           <w:rFonts w:ascii="Arial" w:hAnsi="Arial" w:cs="Arial"/>
-        </w:rPr>
-      </w:pPr>
-      <w:r>
-        <w:rPr>
-          <w:rFonts w:ascii="Arial" w:hAnsi="Arial" w:cs="Arial"/>
+          <w:lang w:val="en-US"/>
+        </w:rPr>
+      </w:pPr>
+      <w:r>
+        <w:rPr>
+          <w:rFonts w:ascii="Arial" w:hAnsi="Arial" w:cs="Arial"/>
+          <w:lang w:val="en-US"/>
         </w:rPr>
         <w:t>  Serial.println("ms LED -&gt; APAGADO");</w:t>
       </w:r>
@@ -5623,11 +5674,13 @@
       <w:pPr>
         <w:rPr>
           <w:rFonts w:ascii="Arial" w:hAnsi="Arial" w:cs="Arial"/>
-        </w:rPr>
-      </w:pPr>
-      <w:r>
-        <w:rPr>
-          <w:rFonts w:ascii="Arial" w:hAnsi="Arial" w:cs="Arial"/>
+          <w:lang w:val="en-US"/>
+        </w:rPr>
+      </w:pPr>
+      <w:r>
+        <w:rPr>
+          <w:rFonts w:ascii="Arial" w:hAnsi="Arial" w:cs="Arial"/>
+          <w:lang w:val="en-US"/>
         </w:rPr>
         <w:t>  delay(500);</w:t>
       </w:r>
@@ -5636,11 +5689,13 @@
       <w:pPr>
         <w:rPr>
           <w:rFonts w:ascii="Arial" w:hAnsi="Arial" w:cs="Arial"/>
-        </w:rPr>
-      </w:pPr>
-      <w:r>
-        <w:rPr>
-          <w:rFonts w:ascii="Arial" w:hAnsi="Arial" w:cs="Arial"/>
+          <w:lang w:val="en-US"/>
+        </w:rPr>
+      </w:pPr>
+      <w:r>
+        <w:rPr>
+          <w:rFonts w:ascii="Arial" w:hAnsi="Arial" w:cs="Arial"/>
+          <w:lang w:val="en-US"/>
         </w:rPr>
         <w:t>}</w:t>
       </w:r>
@@ -5649,6 +5704,7 @@
       <w:pPr>
         <w:rPr>
           <w:rFonts w:ascii="Arial" w:hAnsi="Arial" w:cs="Arial"/>
+          <w:lang w:val="en-US"/>
         </w:rPr>
       </w:pPr>
     </w:p>
@@ -5663,6 +5719,7 @@
           <w:color w:val="000000" w:themeColor="text1"/>
           <w:sz w:val="28"/>
           <w:szCs w:val="28"/>
+          <w:lang w:val="en-US"/>
         </w:rPr>
       </w:pPr>
       <w:bookmarkStart w:id="8" w:name="_Toc226643997"/>
@@ -5674,8 +5731,8 @@
           <w:color w:val="000000" w:themeColor="text1"/>
           <w:sz w:val="28"/>
           <w:szCs w:val="28"/>
-        </w:rPr>
-        <w:lastRenderedPageBreak/>
+          <w:lang w:val="en-US"/>
+        </w:rPr>
         <w:t xml:space="preserve">PRACTICA 2.- </w:t>
       </w:r>
       <w:r>
@@ -5686,6 +5743,7 @@
           <w:color w:val="000000" w:themeColor="text1"/>
           <w:sz w:val="28"/>
           <w:szCs w:val="28"/>
+          <w:lang w:val="en-US"/>
         </w:rPr>
         <w:t>Entradas Digitales — Pulsadores y Pull-up/Pull-down</w:t>
       </w:r>
@@ -5695,6 +5753,7 @@
       <w:pPr>
         <w:rPr>
           <w:rFonts w:ascii="Arial" w:hAnsi="Arial" w:cs="Arial"/>
+          <w:lang w:val="en-US"/>
         </w:rPr>
       </w:pPr>
     </w:p>
@@ -5974,13 +6033,11 @@
       <w:pPr>
         <w:rPr>
           <w:rFonts w:ascii="Arial" w:hAnsi="Arial" w:cs="Arial"/>
-          <w:lang w:val="en-US"/>
-        </w:rPr>
-      </w:pPr>
-      <w:r>
-        <w:rPr>
-          <w:rFonts w:ascii="Arial" w:hAnsi="Arial" w:cs="Arial"/>
-          <w:lang w:val="en-US"/>
+        </w:rPr>
+      </w:pPr>
+      <w:r>
+        <w:rPr>
+          <w:rFonts w:ascii="Arial" w:hAnsi="Arial" w:cs="Arial"/>
         </w:rPr>
         <w:t>}</w:t>
       </w:r>
@@ -5989,21 +6046,18 @@
       <w:pPr>
         <w:rPr>
           <w:rFonts w:ascii="Arial" w:hAnsi="Arial" w:cs="Arial"/>
-          <w:lang w:val="en-US"/>
-        </w:rPr>
-      </w:pPr>
-    </w:p>
-    <w:p>
-      <w:pPr>
-        <w:rPr>
-          <w:rFonts w:ascii="Arial" w:hAnsi="Arial" w:cs="Arial"/>
-          <w:lang w:val="en-US"/>
-        </w:rPr>
-      </w:pPr>
-      <w:r>
-        <w:rPr>
-          <w:rFonts w:ascii="Arial" w:hAnsi="Arial" w:cs="Arial"/>
-          <w:lang w:val="en-US"/>
+        </w:rPr>
+      </w:pPr>
+    </w:p>
+    <w:p>
+      <w:pPr>
+        <w:rPr>
+          <w:rFonts w:ascii="Arial" w:hAnsi="Arial" w:cs="Arial"/>
+        </w:rPr>
+      </w:pPr>
+      <w:r>
+        <w:rPr>
+          <w:rFonts w:ascii="Arial" w:hAnsi="Arial" w:cs="Arial"/>
         </w:rPr>
         <w:t>void loop() {</w:t>
       </w:r>
@@ -6012,13 +6066,11 @@
       <w:pPr>
         <w:rPr>
           <w:rFonts w:ascii="Arial" w:hAnsi="Arial" w:cs="Arial"/>
-          <w:lang w:val="en-US"/>
-        </w:rPr>
-      </w:pPr>
-      <w:r>
-        <w:rPr>
-          <w:rFonts w:ascii="Arial" w:hAnsi="Arial" w:cs="Arial"/>
-          <w:lang w:val="en-US"/>
+        </w:rPr>
+      </w:pPr>
+      <w:r>
+        <w:rPr>
+          <w:rFonts w:ascii="Arial" w:hAnsi="Arial" w:cs="Arial"/>
         </w:rPr>
         <w:t>  int estado = digitalRead(PIN_BOTON);</w:t>
       </w:r>
@@ -6027,23 +6079,28 @@
       <w:pPr>
         <w:rPr>
           <w:rFonts w:ascii="Arial" w:hAnsi="Arial" w:cs="Arial"/>
-          <w:lang w:val="en-US"/>
-        </w:rPr>
-      </w:pPr>
-    </w:p>
-    <w:p>
-      <w:pPr>
-        <w:rPr>
-          <w:rFonts w:ascii="Arial" w:hAnsi="Arial" w:cs="Arial"/>
-          <w:lang w:val="en-US"/>
-        </w:rPr>
-      </w:pPr>
-      <w:r>
-        <w:rPr>
-          <w:rFonts w:ascii="Arial" w:hAnsi="Arial" w:cs="Arial"/>
-          <w:lang w:val="en-US"/>
-        </w:rPr>
-        <w:t>  if (estado == HIGH) {</w:t>
+        </w:rPr>
+      </w:pPr>
+    </w:p>
+    <w:p>
+      <w:pPr>
+        <w:rPr>
+          <w:rFonts w:ascii="Arial" w:hAnsi="Arial" w:cs="Arial"/>
+          <w:lang w:val="en-US"/>
+        </w:rPr>
+      </w:pPr>
+      <w:r>
+        <w:rPr>
+          <w:rFonts w:ascii="Arial" w:hAnsi="Arial" w:cs="Arial"/>
+        </w:rPr>
+        <w:t xml:space="preserve">  </w:t>
+      </w:r>
+      <w:r>
+        <w:rPr>
+          <w:rFonts w:ascii="Arial" w:hAnsi="Arial" w:cs="Arial"/>
+          <w:lang w:val="en-US"/>
+        </w:rPr>
+        <w:t>if (estado == HIGH) {</w:t>
       </w:r>
     </w:p>
     <w:p>
@@ -6133,6 +6190,7 @@
       <w:pPr>
         <w:rPr>
           <w:rFonts w:ascii="Arial" w:hAnsi="Arial" w:cs="Arial"/>
+          <w:lang w:val="en-US"/>
         </w:rPr>
       </w:pPr>
       <w:r>
@@ -6145,6 +6203,7 @@
       <w:r>
         <w:rPr>
           <w:rFonts w:ascii="Arial" w:hAnsi="Arial" w:cs="Arial"/>
+          <w:lang w:val="en-US"/>
         </w:rPr>
         <w:t>delay(50);</w:t>
       </w:r>
@@ -6153,11 +6212,13 @@
       <w:pPr>
         <w:rPr>
           <w:rFonts w:ascii="Arial" w:hAnsi="Arial" w:cs="Arial"/>
-        </w:rPr>
-      </w:pPr>
-      <w:r>
-        <w:rPr>
-          <w:rFonts w:ascii="Arial" w:hAnsi="Arial" w:cs="Arial"/>
+          <w:lang w:val="en-US"/>
+        </w:rPr>
+      </w:pPr>
+      <w:r>
+        <w:rPr>
+          <w:rFonts w:ascii="Arial" w:hAnsi="Arial" w:cs="Arial"/>
+          <w:lang w:val="en-US"/>
         </w:rPr>
         <w:t>}</w:t>
       </w:r>
@@ -6168,6 +6229,7 @@
           <w:rFonts w:ascii="Arial" w:hAnsi="Arial" w:cs="Arial"/>
           <w:b/>
           <w:bCs/>
+          <w:lang w:val="en-US"/>
         </w:rPr>
       </w:pPr>
     </w:p>
@@ -6177,6 +6239,7 @@
           <w:rFonts w:ascii="Arial" w:hAnsi="Arial" w:cs="Arial"/>
           <w:b/>
           <w:bCs/>
+          <w:lang w:val="en-US"/>
         </w:rPr>
       </w:pPr>
     </w:p>
@@ -6186,6 +6249,7 @@
           <w:rFonts w:ascii="Arial" w:hAnsi="Arial" w:cs="Arial"/>
           <w:b/>
           <w:bCs/>
+          <w:lang w:val="en-US"/>
         </w:rPr>
       </w:pPr>
     </w:p>
@@ -6195,6 +6259,7 @@
           <w:rFonts w:ascii="Arial" w:hAnsi="Arial" w:cs="Arial"/>
           <w:b/>
           <w:bCs/>
+          <w:lang w:val="en-US"/>
         </w:rPr>
       </w:pPr>
     </w:p>
@@ -6204,6 +6269,7 @@
           <w:rFonts w:ascii="Arial" w:hAnsi="Arial" w:cs="Arial"/>
           <w:b/>
           <w:bCs/>
+          <w:lang w:val="en-US"/>
         </w:rPr>
       </w:pPr>
     </w:p>
@@ -6213,6 +6279,7 @@
           <w:rFonts w:ascii="Arial" w:hAnsi="Arial" w:cs="Arial"/>
           <w:b/>
           <w:bCs/>
+          <w:lang w:val="en-US"/>
         </w:rPr>
       </w:pPr>
     </w:p>
@@ -6222,6 +6289,7 @@
           <w:rFonts w:ascii="Arial" w:hAnsi="Arial" w:cs="Arial"/>
           <w:b/>
           <w:bCs/>
+          <w:lang w:val="en-US"/>
         </w:rPr>
       </w:pPr>
     </w:p>
@@ -6235,6 +6303,7 @@
           <w:color w:val="000000" w:themeColor="text1"/>
           <w:sz w:val="24"/>
           <w:szCs w:val="24"/>
+          <w:lang w:val="en-US"/>
         </w:rPr>
       </w:pPr>
       <w:bookmarkStart w:id="10" w:name="_Toc226643999"/>
@@ -6246,8 +6315,8 @@
           <w:color w:val="000000" w:themeColor="text1"/>
           <w:sz w:val="24"/>
           <w:szCs w:val="24"/>
-        </w:rPr>
-        <w:lastRenderedPageBreak/>
+          <w:lang w:val="en-US"/>
+        </w:rPr>
         <w:t>PARTE 2: Pull-up interno y debounce por software</w:t>
       </w:r>
       <w:bookmarkEnd w:id="10"/>
@@ -6641,6 +6710,7 @@
       <w:pPr>
         <w:rPr>
           <w:rFonts w:ascii="Arial" w:hAnsi="Arial" w:cs="Arial"/>
+          <w:lang w:val="en-US"/>
         </w:rPr>
       </w:pPr>
       <w:r>
@@ -6653,6 +6723,7 @@
       <w:r>
         <w:rPr>
           <w:rFonts w:ascii="Arial" w:hAnsi="Arial" w:cs="Arial"/>
+          <w:lang w:val="en-US"/>
         </w:rPr>
         <w:t>if (lectura != ultimoEstadoBoton) {</w:t>
       </w:r>
@@ -6666,8 +6737,15 @@
       <w:r>
         <w:rPr>
           <w:rFonts w:ascii="Arial" w:hAnsi="Arial" w:cs="Arial"/>
-        </w:rPr>
-        <w:t>    if ((millis() - ultimoTiempo) &gt; debounceDelay) {</w:t>
+          <w:lang w:val="en-US"/>
+        </w:rPr>
+        <w:t xml:space="preserve">    </w:t>
+      </w:r>
+      <w:r>
+        <w:rPr>
+          <w:rFonts w:ascii="Arial" w:hAnsi="Arial" w:cs="Arial"/>
+        </w:rPr>
+        <w:t>if ((millis() - ultimoTiempo) &gt; debounceDelay) {</w:t>
       </w:r>
     </w:p>
     <w:p>
@@ -6813,7 +6891,6 @@
           <w:rFonts w:ascii="Arial" w:hAnsi="Arial" w:cs="Arial"/>
           <w:lang w:val="en-US"/>
         </w:rPr>
-        <w:lastRenderedPageBreak/>
         <w:t>        Serial.print(" LED: ");</w:t>
       </w:r>
     </w:p>
@@ -7081,7 +7158,6 @@
           <w:sz w:val="24"/>
           <w:szCs w:val="24"/>
         </w:rPr>
-        <w:lastRenderedPageBreak/>
         <w:t>PARTE 3: Ejercicios</w:t>
       </w:r>
       <w:bookmarkEnd w:id="11"/>
@@ -7589,7 +7665,7 @@
       <w:pPr>
         <w:rPr>
           <w:rFonts w:ascii="Arial" w:hAnsi="Arial" w:cs="Arial"/>
-          <w:lang w:val="en-US"/>
+          <w:lang w:val="pt-BR"/>
         </w:rPr>
       </w:pPr>
       <w:r>
@@ -7601,7 +7677,7 @@
       <w:r>
         <w:rPr>
           <w:rFonts w:ascii="Arial" w:hAnsi="Arial" w:cs="Arial"/>
-          <w:lang w:val="en-US"/>
+          <w:lang w:val="pt-BR"/>
         </w:rPr>
         <w:t>Serial.print("Conteo: ");</w:t>
       </w:r>
@@ -7610,13 +7686,13 @@
       <w:pPr>
         <w:rPr>
           <w:rFonts w:ascii="Arial" w:hAnsi="Arial" w:cs="Arial"/>
-          <w:lang w:val="en-US"/>
-        </w:rPr>
-      </w:pPr>
-      <w:r>
-        <w:rPr>
-          <w:rFonts w:ascii="Arial" w:hAnsi="Arial" w:cs="Arial"/>
-          <w:lang w:val="en-US"/>
+          <w:lang w:val="pt-BR"/>
+        </w:rPr>
+      </w:pPr>
+      <w:r>
+        <w:rPr>
+          <w:rFonts w:ascii="Arial" w:hAnsi="Arial" w:cs="Arial"/>
+          <w:lang w:val="pt-BR"/>
         </w:rPr>
         <w:t>    Serial.println(conteo);</w:t>
       </w:r>
@@ -7631,32 +7707,38 @@
       <w:r>
         <w:rPr>
           <w:rFonts w:ascii="Arial" w:hAnsi="Arial" w:cs="Arial"/>
-          <w:lang w:val="en-US"/>
-        </w:rPr>
-        <w:t>  }</w:t>
-      </w:r>
-    </w:p>
-    <w:p>
-      <w:pPr>
-        <w:rPr>
-          <w:rFonts w:ascii="Arial" w:hAnsi="Arial" w:cs="Arial"/>
-          <w:lang w:val="en-US"/>
-        </w:rPr>
-      </w:pPr>
-    </w:p>
-    <w:p>
-      <w:pPr>
-        <w:rPr>
-          <w:rFonts w:ascii="Arial" w:hAnsi="Arial" w:cs="Arial"/>
-          <w:lang w:val="en-US"/>
-        </w:rPr>
-      </w:pPr>
-      <w:r>
-        <w:rPr>
-          <w:rFonts w:ascii="Arial" w:hAnsi="Arial" w:cs="Arial"/>
-          <w:lang w:val="en-US"/>
-        </w:rPr>
-        <w:lastRenderedPageBreak/>
+          <w:lang w:val="pt-BR"/>
+        </w:rPr>
+        <w:t xml:space="preserve">  </w:t>
+      </w:r>
+      <w:r>
+        <w:rPr>
+          <w:rFonts w:ascii="Arial" w:hAnsi="Arial" w:cs="Arial"/>
+          <w:lang w:val="en-US"/>
+        </w:rPr>
+        <w:t>}</w:t>
+      </w:r>
+    </w:p>
+    <w:p>
+      <w:pPr>
+        <w:rPr>
+          <w:rFonts w:ascii="Arial" w:hAnsi="Arial" w:cs="Arial"/>
+          <w:lang w:val="en-US"/>
+        </w:rPr>
+      </w:pPr>
+    </w:p>
+    <w:p>
+      <w:pPr>
+        <w:rPr>
+          <w:rFonts w:ascii="Arial" w:hAnsi="Arial" w:cs="Arial"/>
+          <w:lang w:val="en-US"/>
+        </w:rPr>
+      </w:pPr>
+      <w:r>
+        <w:rPr>
+          <w:rFonts w:ascii="Arial" w:hAnsi="Arial" w:cs="Arial"/>
+          <w:lang w:val="en-US"/>
+        </w:rPr>
         <w:t>  if (lecturaB == LOW &amp;&amp; ultimoB == HIGH) {</w:t>
       </w:r>
     </w:p>
@@ -7664,6 +7746,7 @@
       <w:pPr>
         <w:rPr>
           <w:rFonts w:ascii="Arial" w:hAnsi="Arial" w:cs="Arial"/>
+          <w:lang w:val="pt-BR"/>
         </w:rPr>
       </w:pPr>
       <w:r>
@@ -7676,6 +7759,7 @@
       <w:r>
         <w:rPr>
           <w:rFonts w:ascii="Arial" w:hAnsi="Arial" w:cs="Arial"/>
+          <w:lang w:val="pt-BR"/>
         </w:rPr>
         <w:t>conteo = 0;</w:t>
       </w:r>
@@ -7684,11 +7768,13 @@
       <w:pPr>
         <w:rPr>
           <w:rFonts w:ascii="Arial" w:hAnsi="Arial" w:cs="Arial"/>
-        </w:rPr>
-      </w:pPr>
-      <w:r>
-        <w:rPr>
-          <w:rFonts w:ascii="Arial" w:hAnsi="Arial" w:cs="Arial"/>
+          <w:lang w:val="pt-BR"/>
+        </w:rPr>
+      </w:pPr>
+      <w:r>
+        <w:rPr>
+          <w:rFonts w:ascii="Arial" w:hAnsi="Arial" w:cs="Arial"/>
+          <w:lang w:val="pt-BR"/>
         </w:rPr>
         <w:t>    Serial.println("CONTEO REINICIADO");</w:t>
       </w:r>
@@ -7702,8 +7788,15 @@
       <w:r>
         <w:rPr>
           <w:rFonts w:ascii="Arial" w:hAnsi="Arial" w:cs="Arial"/>
-        </w:rPr>
-        <w:t>  }</w:t>
+          <w:lang w:val="pt-BR"/>
+        </w:rPr>
+        <w:t xml:space="preserve">  </w:t>
+      </w:r>
+      <w:r>
+        <w:rPr>
+          <w:rFonts w:ascii="Arial" w:hAnsi="Arial" w:cs="Arial"/>
+        </w:rPr>
+        <w:t>}</w:t>
       </w:r>
     </w:p>
     <w:p>
@@ -7850,7 +7943,6 @@
           <w:sz w:val="24"/>
           <w:szCs w:val="24"/>
         </w:rPr>
-        <w:lastRenderedPageBreak/>
         <w:t>Ejercicio 2</w:t>
       </w:r>
       <w:bookmarkEnd w:id="13"/>
@@ -7993,13 +8085,13 @@
       <w:pPr>
         <w:rPr>
           <w:rFonts w:ascii="Arial" w:hAnsi="Arial" w:cs="Arial"/>
-          <w:lang w:val="en-US"/>
-        </w:rPr>
-      </w:pPr>
-      <w:r>
-        <w:rPr>
-          <w:rFonts w:ascii="Arial" w:hAnsi="Arial" w:cs="Arial"/>
-          <w:lang w:val="en-US"/>
+          <w:lang w:val="pt-BR"/>
+        </w:rPr>
+      </w:pPr>
+      <w:r>
+        <w:rPr>
+          <w:rFonts w:ascii="Arial" w:hAnsi="Arial" w:cs="Arial"/>
+          <w:lang w:val="pt-BR"/>
         </w:rPr>
         <w:t>int conteo = 0;</w:t>
       </w:r>
@@ -8008,13 +8100,13 @@
       <w:pPr>
         <w:rPr>
           <w:rFonts w:ascii="Arial" w:hAnsi="Arial" w:cs="Arial"/>
-          <w:lang w:val="en-US"/>
-        </w:rPr>
-      </w:pPr>
-      <w:r>
-        <w:rPr>
-          <w:rFonts w:ascii="Arial" w:hAnsi="Arial" w:cs="Arial"/>
-          <w:lang w:val="en-US"/>
+          <w:lang w:val="pt-BR"/>
+        </w:rPr>
+      </w:pPr>
+      <w:r>
+        <w:rPr>
+          <w:rFonts w:ascii="Arial" w:hAnsi="Arial" w:cs="Arial"/>
+          <w:lang w:val="pt-BR"/>
         </w:rPr>
         <w:t>int ultimoEstado = HIGH;</w:t>
       </w:r>
@@ -8023,7 +8115,7 @@
       <w:pPr>
         <w:rPr>
           <w:rFonts w:ascii="Arial" w:hAnsi="Arial" w:cs="Arial"/>
-          <w:lang w:val="en-US"/>
+          <w:lang w:val="pt-BR"/>
         </w:rPr>
       </w:pPr>
     </w:p>
@@ -8054,7 +8146,6 @@
           <w:rFonts w:ascii="Arial" w:hAnsi="Arial" w:cs="Arial"/>
           <w:lang w:val="en-US"/>
         </w:rPr>
-        <w:lastRenderedPageBreak/>
         <w:t>  pinMode(BTN, INPUT_PULLUP);</w:t>
       </w:r>
     </w:p>
@@ -8161,6 +8252,7 @@
       <w:pPr>
         <w:rPr>
           <w:rFonts w:ascii="Arial" w:hAnsi="Arial" w:cs="Arial"/>
+          <w:lang w:val="en-US"/>
         </w:rPr>
       </w:pPr>
       <w:r>
@@ -8173,6 +8265,7 @@
       <w:r>
         <w:rPr>
           <w:rFonts w:ascii="Arial" w:hAnsi="Arial" w:cs="Arial"/>
+          <w:lang w:val="en-US"/>
         </w:rPr>
         <w:t>if (lectura == LOW &amp;&amp; ultimoEstado == HIGH) {</w:t>
       </w:r>
@@ -8181,11 +8274,13 @@
       <w:pPr>
         <w:rPr>
           <w:rFonts w:ascii="Arial" w:hAnsi="Arial" w:cs="Arial"/>
-        </w:rPr>
-      </w:pPr>
-      <w:r>
-        <w:rPr>
-          <w:rFonts w:ascii="Arial" w:hAnsi="Arial" w:cs="Arial"/>
+          <w:lang w:val="en-US"/>
+        </w:rPr>
+      </w:pPr>
+      <w:r>
+        <w:rPr>
+          <w:rFonts w:ascii="Arial" w:hAnsi="Arial" w:cs="Arial"/>
+          <w:lang w:val="en-US"/>
         </w:rPr>
         <w:t>    conteo++;</w:t>
       </w:r>
@@ -8200,6 +8295,7 @@
       <w:r>
         <w:rPr>
           <w:rFonts w:ascii="Arial" w:hAnsi="Arial" w:cs="Arial"/>
+          <w:lang w:val="en-US"/>
         </w:rPr>
         <w:t xml:space="preserve">    </w:t>
       </w:r>
@@ -8298,6 +8394,7 @@
       <w:pPr>
         <w:rPr>
           <w:rFonts w:ascii="Arial" w:hAnsi="Arial" w:cs="Arial"/>
+          <w:lang w:val="en-US"/>
         </w:rPr>
       </w:pPr>
       <w:r>
@@ -8310,6 +8407,7 @@
       <w:r>
         <w:rPr>
           <w:rFonts w:ascii="Arial" w:hAnsi="Arial" w:cs="Arial"/>
+          <w:lang w:val="en-US"/>
         </w:rPr>
         <w:t>delay(300);</w:t>
       </w:r>
@@ -8323,8 +8421,15 @@
       <w:r>
         <w:rPr>
           <w:rFonts w:ascii="Arial" w:hAnsi="Arial" w:cs="Arial"/>
-        </w:rPr>
-        <w:t>    }</w:t>
+          <w:lang w:val="en-US"/>
+        </w:rPr>
+        <w:t xml:space="preserve">    </w:t>
+      </w:r>
+      <w:r>
+        <w:rPr>
+          <w:rFonts w:ascii="Arial" w:hAnsi="Arial" w:cs="Arial"/>
+        </w:rPr>
+        <w:t>}</w:t>
       </w:r>
     </w:p>
     <w:p>
@@ -8408,7 +8513,6 @@
           <w:sz w:val="24"/>
           <w:szCs w:val="24"/>
         </w:rPr>
-        <w:lastRenderedPageBreak/>
         <w:t>Ejercicio 3</w:t>
       </w:r>
       <w:bookmarkEnd w:id="14"/>
@@ -8922,7 +9026,6 @@
       <w:pPr>
         <w:rPr>
           <w:rFonts w:ascii="Arial" w:hAnsi="Arial" w:cs="Arial"/>
-          <w:lang w:val="en-US"/>
         </w:rPr>
       </w:pPr>
       <w:r>
@@ -8935,7 +9038,6 @@
       <w:r>
         <w:rPr>
           <w:rFonts w:ascii="Arial" w:hAnsi="Arial" w:cs="Arial"/>
-          <w:lang w:val="en-US"/>
         </w:rPr>
         <w:t>}</w:t>
       </w:r>
@@ -8944,20 +9046,18 @@
       <w:pPr>
         <w:rPr>
           <w:rFonts w:ascii="Arial" w:hAnsi="Arial" w:cs="Arial"/>
-          <w:lang w:val="en-US"/>
-        </w:rPr>
-      </w:pPr>
-    </w:p>
-    <w:p>
-      <w:pPr>
-        <w:rPr>
-          <w:rFonts w:ascii="Arial" w:hAnsi="Arial" w:cs="Arial"/>
-        </w:rPr>
-      </w:pPr>
-      <w:r>
-        <w:rPr>
-          <w:rFonts w:ascii="Arial" w:hAnsi="Arial" w:cs="Arial"/>
-          <w:lang w:val="en-US"/>
+        </w:rPr>
+      </w:pPr>
+    </w:p>
+    <w:p>
+      <w:pPr>
+        <w:rPr>
+          <w:rFonts w:ascii="Arial" w:hAnsi="Arial" w:cs="Arial"/>
+        </w:rPr>
+      </w:pPr>
+      <w:r>
+        <w:rPr>
+          <w:rFonts w:ascii="Arial" w:hAnsi="Arial" w:cs="Arial"/>
         </w:rPr>
         <w:t xml:space="preserve">  </w:t>
       </w:r>
@@ -9024,7 +9124,6 @@
           <w:sz w:val="24"/>
           <w:szCs w:val="24"/>
         </w:rPr>
-        <w:lastRenderedPageBreak/>
         <w:t>PARTE 1</w:t>
       </w:r>
       <w:r>
@@ -9223,6 +9322,7 @@
       <w:pPr>
         <w:rPr>
           <w:rFonts w:ascii="Arial" w:hAnsi="Arial" w:cs="Arial"/>
+          <w:lang w:val="en-US"/>
         </w:rPr>
       </w:pPr>
       <w:r>
@@ -9235,6 +9335,7 @@
       <w:r>
         <w:rPr>
           <w:rFonts w:ascii="Arial" w:hAnsi="Arial" w:cs="Arial"/>
+          <w:lang w:val="en-US"/>
         </w:rPr>
         <w:t xml:space="preserve">Serial.println("Lab 03 - Control PWM");           </w:t>
       </w:r>
@@ -9248,6 +9349,7 @@
       <w:r>
         <w:rPr>
           <w:rFonts w:ascii="Arial" w:hAnsi="Arial" w:cs="Arial"/>
+          <w:lang w:val="en-US"/>
         </w:rPr>
         <w:t xml:space="preserve">  </w:t>
       </w:r>
@@ -9268,7 +9370,6 @@
         <w:rPr>
           <w:rFonts w:ascii="Arial" w:hAnsi="Arial" w:cs="Arial"/>
         </w:rPr>
-        <w:lastRenderedPageBreak/>
         <w:t>}</w:t>
       </w:r>
     </w:p>
@@ -9544,7 +9645,6 @@
           <w:sz w:val="24"/>
           <w:szCs w:val="24"/>
         </w:rPr>
-        <w:lastRenderedPageBreak/>
         <w:t>PARTE 2</w:t>
       </w:r>
       <w:r>
@@ -9806,7 +9906,6 @@
           <w:rFonts w:ascii="Arial" w:hAnsi="Arial" w:cs="Arial"/>
           <w:lang w:val="en-US"/>
         </w:rPr>
-        <w:lastRenderedPageBreak/>
         <w:t>  analogWrite(PIN_LED, brillo);</w:t>
       </w:r>
     </w:p>
@@ -9976,7 +10075,6 @@
           <w:sz w:val="24"/>
           <w:szCs w:val="24"/>
         </w:rPr>
-        <w:lastRenderedPageBreak/>
         <w:t>PARTE 3</w:t>
       </w:r>
       <w:r>
@@ -10092,11 +10190,13 @@
       <w:pPr>
         <w:rPr>
           <w:rFonts w:ascii="Arial" w:hAnsi="Arial" w:cs="Arial"/>
-        </w:rPr>
-      </w:pPr>
-      <w:r>
-        <w:rPr>
-          <w:rFonts w:ascii="Arial" w:hAnsi="Arial" w:cs="Arial"/>
+          <w:lang w:val="en-US"/>
+        </w:rPr>
+      </w:pPr>
+      <w:r>
+        <w:rPr>
+          <w:rFonts w:ascii="Arial" w:hAnsi="Arial" w:cs="Arial"/>
+          <w:lang w:val="en-US"/>
         </w:rPr>
         <w:t>// Lab03_Buzzer_Melodia.ino</w:t>
       </w:r>
@@ -10105,18 +10205,21 @@
       <w:pPr>
         <w:rPr>
           <w:rFonts w:ascii="Arial" w:hAnsi="Arial" w:cs="Arial"/>
-        </w:rPr>
-      </w:pPr>
-    </w:p>
-    <w:p>
-      <w:pPr>
-        <w:rPr>
-          <w:rFonts w:ascii="Arial" w:hAnsi="Arial" w:cs="Arial"/>
-        </w:rPr>
-      </w:pPr>
-      <w:r>
-        <w:rPr>
-          <w:rFonts w:ascii="Arial" w:hAnsi="Arial" w:cs="Arial"/>
+          <w:lang w:val="en-US"/>
+        </w:rPr>
+      </w:pPr>
+    </w:p>
+    <w:p>
+      <w:pPr>
+        <w:rPr>
+          <w:rFonts w:ascii="Arial" w:hAnsi="Arial" w:cs="Arial"/>
+          <w:lang w:val="en-US"/>
+        </w:rPr>
+      </w:pPr>
+      <w:r>
+        <w:rPr>
+          <w:rFonts w:ascii="Arial" w:hAnsi="Arial" w:cs="Arial"/>
+          <w:lang w:val="en-US"/>
         </w:rPr>
         <w:t>const int PIN_BUZZER = 6;</w:t>
       </w:r>
@@ -10125,6 +10228,7 @@
       <w:pPr>
         <w:rPr>
           <w:rFonts w:ascii="Arial" w:hAnsi="Arial" w:cs="Arial"/>
+          <w:lang w:val="en-US"/>
         </w:rPr>
       </w:pPr>
     </w:p>
@@ -10164,7 +10268,6 @@
         <w:rPr>
           <w:rFonts w:ascii="Arial" w:hAnsi="Arial" w:cs="Arial"/>
         </w:rPr>
-        <w:lastRenderedPageBreak/>
         <w:t xml:space="preserve">String nombres[] = {"Do","Re","Mi","Fa","Sol","La","Si"};  // </w:t>
       </w:r>
       <w:r>
@@ -10184,13 +10287,11 @@
       <w:pPr>
         <w:rPr>
           <w:rFonts w:ascii="Arial" w:hAnsi="Arial" w:cs="Arial"/>
-          <w:lang w:val="en-US"/>
-        </w:rPr>
-      </w:pPr>
-      <w:r>
-        <w:rPr>
-          <w:rFonts w:ascii="Arial" w:hAnsi="Arial" w:cs="Arial"/>
-          <w:lang w:val="en-US"/>
+        </w:rPr>
+      </w:pPr>
+      <w:r>
+        <w:rPr>
+          <w:rFonts w:ascii="Arial" w:hAnsi="Arial" w:cs="Arial"/>
         </w:rPr>
         <w:t>int duracion = 300;</w:t>
       </w:r>
@@ -10199,21 +10300,18 @@
       <w:pPr>
         <w:rPr>
           <w:rFonts w:ascii="Arial" w:hAnsi="Arial" w:cs="Arial"/>
-          <w:lang w:val="en-US"/>
-        </w:rPr>
-      </w:pPr>
-    </w:p>
-    <w:p>
-      <w:pPr>
-        <w:rPr>
-          <w:rFonts w:ascii="Arial" w:hAnsi="Arial" w:cs="Arial"/>
-          <w:lang w:val="en-US"/>
-        </w:rPr>
-      </w:pPr>
-      <w:r>
-        <w:rPr>
-          <w:rFonts w:ascii="Arial" w:hAnsi="Arial" w:cs="Arial"/>
-          <w:lang w:val="en-US"/>
+        </w:rPr>
+      </w:pPr>
+    </w:p>
+    <w:p>
+      <w:pPr>
+        <w:rPr>
+          <w:rFonts w:ascii="Arial" w:hAnsi="Arial" w:cs="Arial"/>
+        </w:rPr>
+      </w:pPr>
+      <w:r>
+        <w:rPr>
+          <w:rFonts w:ascii="Arial" w:hAnsi="Arial" w:cs="Arial"/>
         </w:rPr>
         <w:t>void setup() {</w:t>
       </w:r>
@@ -10222,13 +10320,11 @@
       <w:pPr>
         <w:rPr>
           <w:rFonts w:ascii="Arial" w:hAnsi="Arial" w:cs="Arial"/>
-          <w:lang w:val="en-US"/>
-        </w:rPr>
-      </w:pPr>
-      <w:r>
-        <w:rPr>
-          <w:rFonts w:ascii="Arial" w:hAnsi="Arial" w:cs="Arial"/>
-          <w:lang w:val="en-US"/>
+        </w:rPr>
+      </w:pPr>
+      <w:r>
+        <w:rPr>
+          <w:rFonts w:ascii="Arial" w:hAnsi="Arial" w:cs="Arial"/>
         </w:rPr>
         <w:t>  Serial.begin(9600);</w:t>
       </w:r>
@@ -10242,7 +10338,6 @@
       <w:r>
         <w:rPr>
           <w:rFonts w:ascii="Arial" w:hAnsi="Arial" w:cs="Arial"/>
-          <w:lang w:val="en-US"/>
         </w:rPr>
         <w:t xml:space="preserve">  </w:t>
       </w:r>
@@ -10322,28 +10417,35 @@
       <w:pPr>
         <w:rPr>
           <w:rFonts w:ascii="Arial" w:hAnsi="Arial" w:cs="Arial"/>
-          <w:lang w:val="en-US"/>
-        </w:rPr>
-      </w:pPr>
-      <w:r>
-        <w:rPr>
-          <w:rFonts w:ascii="Arial" w:hAnsi="Arial" w:cs="Arial"/>
-          <w:lang w:val="en-US"/>
-        </w:rPr>
-        <w:t>    Serial.print("Nota: ");        </w:t>
-      </w:r>
-    </w:p>
-    <w:p>
-      <w:pPr>
-        <w:rPr>
-          <w:rFonts w:ascii="Arial" w:hAnsi="Arial" w:cs="Arial"/>
-          <w:lang w:val="en-US"/>
-        </w:rPr>
-      </w:pPr>
-      <w:r>
-        <w:rPr>
-          <w:rFonts w:ascii="Arial" w:hAnsi="Arial" w:cs="Arial"/>
-          <w:lang w:val="en-US"/>
+          <w:lang w:val="pt-BR"/>
+        </w:rPr>
+      </w:pPr>
+      <w:r>
+        <w:rPr>
+          <w:rFonts w:ascii="Arial" w:hAnsi="Arial" w:cs="Arial"/>
+          <w:lang w:val="en-US"/>
+        </w:rPr>
+        <w:t xml:space="preserve">    </w:t>
+      </w:r>
+      <w:r>
+        <w:rPr>
+          <w:rFonts w:ascii="Arial" w:hAnsi="Arial" w:cs="Arial"/>
+          <w:lang w:val="pt-BR"/>
+        </w:rPr>
+        <w:t>Serial.print("Nota: ");        </w:t>
+      </w:r>
+    </w:p>
+    <w:p>
+      <w:pPr>
+        <w:rPr>
+          <w:rFonts w:ascii="Arial" w:hAnsi="Arial" w:cs="Arial"/>
+          <w:lang w:val="pt-BR"/>
+        </w:rPr>
+      </w:pPr>
+      <w:r>
+        <w:rPr>
+          <w:rFonts w:ascii="Arial" w:hAnsi="Arial" w:cs="Arial"/>
+          <w:lang w:val="pt-BR"/>
         </w:rPr>
         <w:t>    Serial.print(nombres[i]);</w:t>
       </w:r>
@@ -10352,13 +10454,13 @@
       <w:pPr>
         <w:rPr>
           <w:rFonts w:ascii="Arial" w:hAnsi="Arial" w:cs="Arial"/>
-          <w:lang w:val="en-US"/>
-        </w:rPr>
-      </w:pPr>
-      <w:r>
-        <w:rPr>
-          <w:rFonts w:ascii="Arial" w:hAnsi="Arial" w:cs="Arial"/>
-          <w:lang w:val="en-US"/>
+          <w:lang w:val="pt-BR"/>
+        </w:rPr>
+      </w:pPr>
+      <w:r>
+        <w:rPr>
+          <w:rFonts w:ascii="Arial" w:hAnsi="Arial" w:cs="Arial"/>
+          <w:lang w:val="pt-BR"/>
         </w:rPr>
         <w:t>    Serial.print(" Freq: ");</w:t>
       </w:r>
@@ -10367,13 +10469,13 @@
       <w:pPr>
         <w:rPr>
           <w:rFonts w:ascii="Arial" w:hAnsi="Arial" w:cs="Arial"/>
-          <w:lang w:val="en-US"/>
-        </w:rPr>
-      </w:pPr>
-      <w:r>
-        <w:rPr>
-          <w:rFonts w:ascii="Arial" w:hAnsi="Arial" w:cs="Arial"/>
-          <w:lang w:val="en-US"/>
+          <w:lang w:val="pt-BR"/>
+        </w:rPr>
+      </w:pPr>
+      <w:r>
+        <w:rPr>
+          <w:rFonts w:ascii="Arial" w:hAnsi="Arial" w:cs="Arial"/>
+          <w:lang w:val="pt-BR"/>
         </w:rPr>
         <w:t>    Serial.print(notas[i]);</w:t>
       </w:r>
@@ -10382,12 +10484,42 @@
       <w:pPr>
         <w:rPr>
           <w:rFonts w:ascii="Arial" w:hAnsi="Arial" w:cs="Arial"/>
-        </w:rPr>
-      </w:pPr>
-      <w:r>
-        <w:rPr>
-          <w:rFonts w:ascii="Arial" w:hAnsi="Arial" w:cs="Arial"/>
-          <w:lang w:val="en-US"/>
+          <w:lang w:val="pt-BR"/>
+        </w:rPr>
+      </w:pPr>
+      <w:r>
+        <w:rPr>
+          <w:rFonts w:ascii="Arial" w:hAnsi="Arial" w:cs="Arial"/>
+          <w:lang w:val="pt-BR"/>
+        </w:rPr>
+        <w:t>    Serial.println(" Hz");</w:t>
+      </w:r>
+    </w:p>
+    <w:p>
+      <w:pPr>
+        <w:rPr>
+          <w:rFonts w:ascii="Arial" w:hAnsi="Arial" w:cs="Arial"/>
+          <w:lang w:val="pt-BR"/>
+        </w:rPr>
+      </w:pPr>
+      <w:r>
+        <w:rPr>
+          <w:rFonts w:ascii="Arial" w:hAnsi="Arial" w:cs="Arial"/>
+          <w:lang w:val="pt-BR"/>
+        </w:rPr>
+        <w:t>    tone(PIN_BUZZER, notas[i], duracion);</w:t>
+      </w:r>
+    </w:p>
+    <w:p>
+      <w:pPr>
+        <w:rPr>
+          <w:rFonts w:ascii="Arial" w:hAnsi="Arial" w:cs="Arial"/>
+        </w:rPr>
+      </w:pPr>
+      <w:r>
+        <w:rPr>
+          <w:rFonts w:ascii="Arial" w:hAnsi="Arial" w:cs="Arial"/>
+          <w:lang w:val="pt-BR"/>
         </w:rPr>
         <w:t xml:space="preserve">    </w:t>
       </w:r>
@@ -10395,33 +10527,7 @@
         <w:rPr>
           <w:rFonts w:ascii="Arial" w:hAnsi="Arial" w:cs="Arial"/>
         </w:rPr>
-        <w:t>Serial.println(" Hz");</w:t>
-      </w:r>
-    </w:p>
-    <w:p>
-      <w:pPr>
-        <w:rPr>
-          <w:rFonts w:ascii="Arial" w:hAnsi="Arial" w:cs="Arial"/>
-        </w:rPr>
-      </w:pPr>
-      <w:r>
-        <w:rPr>
-          <w:rFonts w:ascii="Arial" w:hAnsi="Arial" w:cs="Arial"/>
-        </w:rPr>
-        <w:t>    tone(PIN_BUZZER, notas[i], duracion);</w:t>
-      </w:r>
-    </w:p>
-    <w:p>
-      <w:pPr>
-        <w:rPr>
-          <w:rFonts w:ascii="Arial" w:hAnsi="Arial" w:cs="Arial"/>
-        </w:rPr>
-      </w:pPr>
-      <w:r>
-        <w:rPr>
-          <w:rFonts w:ascii="Arial" w:hAnsi="Arial" w:cs="Arial"/>
-        </w:rPr>
-        <w:t>    delay(duracion + 50);</w:t>
+        <w:t>delay(duracion + 50);</w:t>
       </w:r>
     </w:p>
     <w:p>
@@ -10527,7 +10633,6 @@
           <w:sz w:val="28"/>
           <w:szCs w:val="28"/>
         </w:rPr>
-        <w:lastRenderedPageBreak/>
         <w:t>PRACTICA 4.- Sensores Analógicos — ADC, LDR y Potenciómetro</w:t>
       </w:r>
       <w:bookmarkEnd w:id="19"/>
@@ -10686,6 +10791,7 @@
       <w:pPr>
         <w:rPr>
           <w:rFonts w:ascii="Arial" w:hAnsi="Arial" w:cs="Arial"/>
+          <w:lang w:val="en-US"/>
         </w:rPr>
       </w:pPr>
       <w:r>
@@ -10698,6 +10804,7 @@
       <w:r>
         <w:rPr>
           <w:rFonts w:ascii="Arial" w:hAnsi="Arial" w:cs="Arial"/>
+          <w:lang w:val="en-US"/>
         </w:rPr>
         <w:t>Serial.begin(9600);</w:t>
       </w:r>
@@ -10706,11 +10813,13 @@
       <w:pPr>
         <w:rPr>
           <w:rFonts w:ascii="Arial" w:hAnsi="Arial" w:cs="Arial"/>
-        </w:rPr>
-      </w:pPr>
-      <w:r>
-        <w:rPr>
-          <w:rFonts w:ascii="Arial" w:hAnsi="Arial" w:cs="Arial"/>
+          <w:lang w:val="en-US"/>
+        </w:rPr>
+      </w:pPr>
+      <w:r>
+        <w:rPr>
+          <w:rFonts w:ascii="Arial" w:hAnsi="Arial" w:cs="Arial"/>
+          <w:lang w:val="en-US"/>
         </w:rPr>
         <w:t>  Serial.println("Lectura\tVoltaje\tPorcentaje\tPWM");</w:t>
       </w:r>
@@ -10719,6 +10828,7 @@
       <w:pPr>
         <w:rPr>
           <w:rFonts w:ascii="Arial" w:hAnsi="Arial" w:cs="Arial"/>
+          <w:lang w:val="en-US"/>
         </w:rPr>
       </w:pPr>
     </w:p>
@@ -10793,7 +10903,6 @@
           <w:rFonts w:ascii="Arial" w:hAnsi="Arial" w:cs="Arial"/>
           <w:lang w:val="en-US"/>
         </w:rPr>
-        <w:lastRenderedPageBreak/>
         <w:t>  // put your main code here, to run repeatedly:</w:t>
       </w:r>
     </w:p>
@@ -10892,28 +11001,35 @@
       <w:pPr>
         <w:rPr>
           <w:rFonts w:ascii="Arial" w:hAnsi="Arial" w:cs="Arial"/>
-          <w:lang w:val="en-US"/>
-        </w:rPr>
-      </w:pPr>
-      <w:r>
-        <w:rPr>
-          <w:rFonts w:ascii="Arial" w:hAnsi="Arial" w:cs="Arial"/>
-          <w:lang w:val="en-US"/>
-        </w:rPr>
-        <w:t>  Serial.print(lectura); Serial.print("\t");</w:t>
-      </w:r>
-    </w:p>
-    <w:p>
-      <w:pPr>
-        <w:rPr>
-          <w:rFonts w:ascii="Arial" w:hAnsi="Arial" w:cs="Arial"/>
-          <w:lang w:val="en-US"/>
-        </w:rPr>
-      </w:pPr>
-      <w:r>
-        <w:rPr>
-          <w:rFonts w:ascii="Arial" w:hAnsi="Arial" w:cs="Arial"/>
-          <w:lang w:val="en-US"/>
+          <w:lang w:val="fr-FR"/>
+        </w:rPr>
+      </w:pPr>
+      <w:r>
+        <w:rPr>
+          <w:rFonts w:ascii="Arial" w:hAnsi="Arial" w:cs="Arial"/>
+          <w:lang w:val="en-US"/>
+        </w:rPr>
+        <w:t xml:space="preserve">  </w:t>
+      </w:r>
+      <w:r>
+        <w:rPr>
+          <w:rFonts w:ascii="Arial" w:hAnsi="Arial" w:cs="Arial"/>
+          <w:lang w:val="fr-FR"/>
+        </w:rPr>
+        <w:t>Serial.print(lectura); Serial.print("\t");</w:t>
+      </w:r>
+    </w:p>
+    <w:p>
+      <w:pPr>
+        <w:rPr>
+          <w:rFonts w:ascii="Arial" w:hAnsi="Arial" w:cs="Arial"/>
+          <w:lang w:val="fr-FR"/>
+        </w:rPr>
+      </w:pPr>
+      <w:r>
+        <w:rPr>
+          <w:rFonts w:ascii="Arial" w:hAnsi="Arial" w:cs="Arial"/>
+          <w:lang w:val="fr-FR"/>
         </w:rPr>
         <w:t>  Serial.print(voltaje, 2); Serial.print("\t");</w:t>
       </w:r>
@@ -10928,9 +11044,16 @@
       <w:r>
         <w:rPr>
           <w:rFonts w:ascii="Arial" w:hAnsi="Arial" w:cs="Arial"/>
-          <w:lang w:val="en-US"/>
-        </w:rPr>
-        <w:t>  Serial.print(porcentaje); Serial.print("\t");</w:t>
+          <w:lang w:val="fr-FR"/>
+        </w:rPr>
+        <w:t xml:space="preserve">  </w:t>
+      </w:r>
+      <w:r>
+        <w:rPr>
+          <w:rFonts w:ascii="Arial" w:hAnsi="Arial" w:cs="Arial"/>
+          <w:lang w:val="en-US"/>
+        </w:rPr>
+        <w:t>Serial.print(porcentaje); Serial.print("\t");</w:t>
       </w:r>
     </w:p>
     <w:p>
@@ -11067,7 +11190,6 @@
           <w:sz w:val="24"/>
           <w:szCs w:val="24"/>
         </w:rPr>
-        <w:lastRenderedPageBreak/>
         <w:t>PARTE 2: LDR: sensor de luz</w:t>
       </w:r>
       <w:bookmarkEnd w:id="21"/>
@@ -11344,7 +11466,6 @@
           <w:rFonts w:ascii="Arial" w:hAnsi="Arial" w:cs="Arial"/>
           <w:lang w:val="en-US"/>
         </w:rPr>
-        <w:lastRenderedPageBreak/>
         <w:t xml:space="preserve">  </w:t>
       </w:r>
       <w:r>
@@ -11378,26 +11499,6 @@
       <w:pPr>
         <w:rPr>
           <w:rFonts w:ascii="Arial" w:hAnsi="Arial" w:cs="Arial"/>
-        </w:rPr>
-      </w:pPr>
-      <w:r>
-        <w:rPr>
-          <w:rFonts w:ascii="Arial" w:hAnsi="Arial" w:cs="Arial"/>
-        </w:rPr>
-        <w:t>  luz_pct = constrain(luz_pct, 0, 100);</w:t>
-      </w:r>
-    </w:p>
-    <w:p>
-      <w:pPr>
-        <w:rPr>
-          <w:rFonts w:ascii="Arial" w:hAnsi="Arial" w:cs="Arial"/>
-        </w:rPr>
-      </w:pPr>
-    </w:p>
-    <w:p>
-      <w:pPr>
-        <w:rPr>
-          <w:rFonts w:ascii="Arial" w:hAnsi="Arial" w:cs="Arial"/>
           <w:lang w:val="en-US"/>
         </w:rPr>
       </w:pPr>
@@ -11412,6 +11513,36 @@
           <w:rFonts w:ascii="Arial" w:hAnsi="Arial" w:cs="Arial"/>
           <w:lang w:val="en-US"/>
         </w:rPr>
+        <w:t>luz_pct = constrain(luz_pct, 0, 100);</w:t>
+      </w:r>
+    </w:p>
+    <w:p>
+      <w:pPr>
+        <w:rPr>
+          <w:rFonts w:ascii="Arial" w:hAnsi="Arial" w:cs="Arial"/>
+          <w:lang w:val="en-US"/>
+        </w:rPr>
+      </w:pPr>
+    </w:p>
+    <w:p>
+      <w:pPr>
+        <w:rPr>
+          <w:rFonts w:ascii="Arial" w:hAnsi="Arial" w:cs="Arial"/>
+          <w:lang w:val="en-US"/>
+        </w:rPr>
+      </w:pPr>
+      <w:r>
+        <w:rPr>
+          <w:rFonts w:ascii="Arial" w:hAnsi="Arial" w:cs="Arial"/>
+          <w:lang w:val="en-US"/>
+        </w:rPr>
+        <w:t xml:space="preserve">  </w:t>
+      </w:r>
+      <w:r>
+        <w:rPr>
+          <w:rFonts w:ascii="Arial" w:hAnsi="Arial" w:cs="Arial"/>
+          <w:lang w:val="en-US"/>
+        </w:rPr>
         <w:t>int brillo_led = map(luz_pct, 0, 100, 255, 0);</w:t>
       </w:r>
     </w:p>
@@ -11488,7 +11619,6 @@
       <w:pPr>
         <w:rPr>
           <w:rFonts w:ascii="Arial" w:hAnsi="Arial" w:cs="Arial"/>
-          <w:lang w:val="en-US"/>
         </w:rPr>
       </w:pPr>
       <w:r>
@@ -11500,7 +11630,6 @@
       <w:r>
         <w:rPr>
           <w:rFonts w:ascii="Arial" w:hAnsi="Arial" w:cs="Arial"/>
-          <w:lang w:val="en-US"/>
         </w:rPr>
         <w:t>tone(PIN_BUZZER, 1000, 100);</w:t>
       </w:r>
@@ -11509,13 +11638,11 @@
       <w:pPr>
         <w:rPr>
           <w:rFonts w:ascii="Arial" w:hAnsi="Arial" w:cs="Arial"/>
-          <w:lang w:val="en-US"/>
-        </w:rPr>
-      </w:pPr>
-      <w:r>
-        <w:rPr>
-          <w:rFonts w:ascii="Arial" w:hAnsi="Arial" w:cs="Arial"/>
-          <w:lang w:val="en-US"/>
+        </w:rPr>
+      </w:pPr>
+      <w:r>
+        <w:rPr>
+          <w:rFonts w:ascii="Arial" w:hAnsi="Arial" w:cs="Arial"/>
         </w:rPr>
         <w:t>  } else if(luz_pct &lt; 50){</w:t>
       </w:r>
@@ -11529,7 +11656,6 @@
       <w:r>
         <w:rPr>
           <w:rFonts w:ascii="Arial" w:hAnsi="Arial" w:cs="Arial"/>
-          <w:lang w:val="en-US"/>
         </w:rPr>
         <w:t xml:space="preserve">    </w:t>
       </w:r>
@@ -11557,122 +11683,131 @@
       <w:pPr>
         <w:rPr>
           <w:rFonts w:ascii="Arial" w:hAnsi="Arial" w:cs="Arial"/>
-        </w:rPr>
-      </w:pPr>
-      <w:r>
-        <w:rPr>
-          <w:rFonts w:ascii="Arial" w:hAnsi="Arial" w:cs="Arial"/>
-        </w:rPr>
-        <w:t>    estado = "ILUMINADO";</w:t>
-      </w:r>
-    </w:p>
-    <w:p>
-      <w:pPr>
-        <w:rPr>
-          <w:rFonts w:ascii="Arial" w:hAnsi="Arial" w:cs="Arial"/>
-          <w:lang w:val="en-US"/>
-        </w:rPr>
-      </w:pPr>
-      <w:r>
-        <w:rPr>
-          <w:rFonts w:ascii="Arial" w:hAnsi="Arial" w:cs="Arial"/>
+          <w:lang w:val="pt-BR"/>
+        </w:rPr>
+      </w:pPr>
+      <w:r>
+        <w:rPr>
+          <w:rFonts w:ascii="Arial" w:hAnsi="Arial" w:cs="Arial"/>
+        </w:rPr>
+        <w:t xml:space="preserve">    </w:t>
+      </w:r>
+      <w:r>
+        <w:rPr>
+          <w:rFonts w:ascii="Arial" w:hAnsi="Arial" w:cs="Arial"/>
+          <w:lang w:val="pt-BR"/>
+        </w:rPr>
+        <w:t>estado = "ILUMINADO";</w:t>
+      </w:r>
+    </w:p>
+    <w:p>
+      <w:pPr>
+        <w:rPr>
+          <w:rFonts w:ascii="Arial" w:hAnsi="Arial" w:cs="Arial"/>
+          <w:lang w:val="pt-BR"/>
+        </w:rPr>
+      </w:pPr>
+      <w:r>
+        <w:rPr>
+          <w:rFonts w:ascii="Arial" w:hAnsi="Arial" w:cs="Arial"/>
+          <w:lang w:val="pt-BR"/>
+        </w:rPr>
+        <w:t>  }</w:t>
+      </w:r>
+    </w:p>
+    <w:p>
+      <w:pPr>
+        <w:rPr>
+          <w:rFonts w:ascii="Arial" w:hAnsi="Arial" w:cs="Arial"/>
+          <w:lang w:val="pt-BR"/>
+        </w:rPr>
+      </w:pPr>
+    </w:p>
+    <w:p>
+      <w:pPr>
+        <w:rPr>
+          <w:rFonts w:ascii="Arial" w:hAnsi="Arial" w:cs="Arial"/>
+          <w:lang w:val="pt-BR"/>
+        </w:rPr>
+      </w:pPr>
+      <w:r>
+        <w:rPr>
+          <w:rFonts w:ascii="Arial" w:hAnsi="Arial" w:cs="Arial"/>
+          <w:lang w:val="pt-BR"/>
+        </w:rPr>
+        <w:t>  Serial.print(lectura_ldr); Serial.print("\t");</w:t>
+      </w:r>
+    </w:p>
+    <w:p>
+      <w:pPr>
+        <w:rPr>
+          <w:rFonts w:ascii="Arial" w:hAnsi="Arial" w:cs="Arial"/>
+          <w:lang w:val="fr-FR"/>
+        </w:rPr>
+      </w:pPr>
+      <w:r>
+        <w:rPr>
+          <w:rFonts w:ascii="Arial" w:hAnsi="Arial" w:cs="Arial"/>
+          <w:lang w:val="pt-BR"/>
         </w:rPr>
         <w:t xml:space="preserve">  </w:t>
       </w:r>
       <w:r>
         <w:rPr>
           <w:rFonts w:ascii="Arial" w:hAnsi="Arial" w:cs="Arial"/>
-          <w:lang w:val="en-US"/>
+          <w:lang w:val="fr-FR"/>
+        </w:rPr>
+        <w:t>Serial.print(luz_pct); Serial.print("\t");</w:t>
+      </w:r>
+    </w:p>
+    <w:p>
+      <w:pPr>
+        <w:rPr>
+          <w:rFonts w:ascii="Arial" w:hAnsi="Arial" w:cs="Arial"/>
+        </w:rPr>
+      </w:pPr>
+      <w:r>
+        <w:rPr>
+          <w:rFonts w:ascii="Arial" w:hAnsi="Arial" w:cs="Arial"/>
+          <w:lang w:val="fr-FR"/>
+        </w:rPr>
+        <w:t xml:space="preserve">  </w:t>
+      </w:r>
+      <w:r>
+        <w:rPr>
+          <w:rFonts w:ascii="Arial" w:hAnsi="Arial" w:cs="Arial"/>
+        </w:rPr>
+        <w:t>Serial.println(estado);</w:t>
+      </w:r>
+    </w:p>
+    <w:p>
+      <w:pPr>
+        <w:rPr>
+          <w:rFonts w:ascii="Arial" w:hAnsi="Arial" w:cs="Arial"/>
+        </w:rPr>
+      </w:pPr>
+      <w:r>
+        <w:rPr>
+          <w:rFonts w:ascii="Arial" w:hAnsi="Arial" w:cs="Arial"/>
+        </w:rPr>
+        <w:t>  delay(200);</w:t>
+      </w:r>
+    </w:p>
+    <w:p>
+      <w:pPr>
+        <w:rPr>
+          <w:rFonts w:ascii="Arial" w:hAnsi="Arial" w:cs="Arial"/>
+        </w:rPr>
+      </w:pPr>
+      <w:r>
+        <w:rPr>
+          <w:rFonts w:ascii="Arial" w:hAnsi="Arial" w:cs="Arial"/>
         </w:rPr>
         <w:t>}</w:t>
       </w:r>
     </w:p>
     <w:p>
       <w:pPr>
-        <w:rPr>
-          <w:rFonts w:ascii="Arial" w:hAnsi="Arial" w:cs="Arial"/>
-          <w:lang w:val="en-US"/>
-        </w:rPr>
-      </w:pPr>
-    </w:p>
-    <w:p>
-      <w:pPr>
-        <w:rPr>
-          <w:rFonts w:ascii="Arial" w:hAnsi="Arial" w:cs="Arial"/>
-          <w:lang w:val="en-US"/>
-        </w:rPr>
-      </w:pPr>
-      <w:r>
-        <w:rPr>
-          <w:rFonts w:ascii="Arial" w:hAnsi="Arial" w:cs="Arial"/>
-          <w:lang w:val="en-US"/>
-        </w:rPr>
-        <w:t>  Serial.print(lectura_ldr); Serial.print("\t");</w:t>
-      </w:r>
-    </w:p>
-    <w:p>
-      <w:pPr>
-        <w:rPr>
-          <w:rFonts w:ascii="Arial" w:hAnsi="Arial" w:cs="Arial"/>
-          <w:lang w:val="en-US"/>
-        </w:rPr>
-      </w:pPr>
-      <w:r>
-        <w:rPr>
-          <w:rFonts w:ascii="Arial" w:hAnsi="Arial" w:cs="Arial"/>
-          <w:lang w:val="en-US"/>
-        </w:rPr>
-        <w:t>  Serial.print(luz_pct); Serial.print("\t");</w:t>
-      </w:r>
-    </w:p>
-    <w:p>
-      <w:pPr>
-        <w:rPr>
-          <w:rFonts w:ascii="Arial" w:hAnsi="Arial" w:cs="Arial"/>
-        </w:rPr>
-      </w:pPr>
-      <w:r>
-        <w:rPr>
-          <w:rFonts w:ascii="Arial" w:hAnsi="Arial" w:cs="Arial"/>
-          <w:lang w:val="en-US"/>
-        </w:rPr>
-        <w:t xml:space="preserve">  </w:t>
-      </w:r>
-      <w:r>
-        <w:rPr>
-          <w:rFonts w:ascii="Arial" w:hAnsi="Arial" w:cs="Arial"/>
-        </w:rPr>
-        <w:t>Serial.println(estado);</w:t>
-      </w:r>
-    </w:p>
-    <w:p>
-      <w:pPr>
-        <w:rPr>
-          <w:rFonts w:ascii="Arial" w:hAnsi="Arial" w:cs="Arial"/>
-        </w:rPr>
-      </w:pPr>
-      <w:r>
-        <w:rPr>
-          <w:rFonts w:ascii="Arial" w:hAnsi="Arial" w:cs="Arial"/>
-        </w:rPr>
-        <w:t>  delay(200);</w:t>
-      </w:r>
-    </w:p>
-    <w:p>
-      <w:pPr>
-        <w:rPr>
-          <w:rFonts w:ascii="Arial" w:hAnsi="Arial" w:cs="Arial"/>
-        </w:rPr>
-      </w:pPr>
-      <w:r>
-        <w:rPr>
-          <w:rFonts w:ascii="Arial" w:hAnsi="Arial" w:cs="Arial"/>
-        </w:rPr>
-        <w:t>}</w:t>
-      </w:r>
-    </w:p>
-    <w:p>
-      <w:pPr>
         <w:jc w:val="center"/>
         <w:rPr>
           <w:rFonts w:ascii="Arial" w:hAnsi="Arial" w:cs="Arial"/>
@@ -11683,7 +11818,6 @@
           <w:rFonts w:ascii="Arial" w:hAnsi="Arial" w:cs="Arial"/>
           <w:noProof/>
         </w:rPr>
-        <w:lastRenderedPageBreak/>
         <w:drawing>
           <wp:inline distT="0" distB="0" distL="0" distR="0" wp14:anchorId="563D3433" wp14:editId="0508763A">
             <wp:extent cx="4476750" cy="4380508"/>
@@ -11821,7 +11955,6 @@
           <w:sz w:val="28"/>
           <w:szCs w:val="28"/>
         </w:rPr>
-        <w:lastRenderedPageBreak/>
         <w:t>PRACTICA 5.- Sensor de Temperatura y Humedad DHT22</w:t>
       </w:r>
       <w:bookmarkEnd w:id="22"/>
@@ -12538,6 +12671,7 @@
       <w:pPr>
         <w:rPr>
           <w:rFonts w:ascii="Arial" w:hAnsi="Arial" w:cs="Arial"/>
+          <w:lang w:val="en-US"/>
         </w:rPr>
       </w:pPr>
       <w:r>
@@ -12550,6 +12684,7 @@
       <w:r>
         <w:rPr>
           <w:rFonts w:ascii="Arial" w:hAnsi="Arial" w:cs="Arial"/>
+          <w:lang w:val="en-US"/>
         </w:rPr>
         <w:t>String estado;</w:t>
       </w:r>
@@ -12558,18 +12693,21 @@
       <w:pPr>
         <w:rPr>
           <w:rFonts w:ascii="Arial" w:hAnsi="Arial" w:cs="Arial"/>
-        </w:rPr>
-      </w:pPr>
-    </w:p>
-    <w:p>
-      <w:pPr>
-        <w:rPr>
-          <w:rFonts w:ascii="Arial" w:hAnsi="Arial" w:cs="Arial"/>
-        </w:rPr>
-      </w:pPr>
-      <w:r>
-        <w:rPr>
-          <w:rFonts w:ascii="Arial" w:hAnsi="Arial" w:cs="Arial"/>
+          <w:lang w:val="en-US"/>
+        </w:rPr>
+      </w:pPr>
+    </w:p>
+    <w:p>
+      <w:pPr>
+        <w:rPr>
+          <w:rFonts w:ascii="Arial" w:hAnsi="Arial" w:cs="Arial"/>
+          <w:lang w:val="en-US"/>
+        </w:rPr>
+      </w:pPr>
+      <w:r>
+        <w:rPr>
+          <w:rFonts w:ascii="Arial" w:hAnsi="Arial" w:cs="Arial"/>
+          <w:lang w:val="en-US"/>
         </w:rPr>
         <w:t>  if (temp_c &gt; TEMP_ALTA || humedad &gt; HUM_ALTA) {</w:t>
       </w:r>
@@ -12578,11 +12716,13 @@
       <w:pPr>
         <w:rPr>
           <w:rFonts w:ascii="Arial" w:hAnsi="Arial" w:cs="Arial"/>
-        </w:rPr>
-      </w:pPr>
-      <w:r>
-        <w:rPr>
-          <w:rFonts w:ascii="Arial" w:hAnsi="Arial" w:cs="Arial"/>
+          <w:lang w:val="en-US"/>
+        </w:rPr>
+      </w:pPr>
+      <w:r>
+        <w:rPr>
+          <w:rFonts w:ascii="Arial" w:hAnsi="Arial" w:cs="Arial"/>
+          <w:lang w:val="en-US"/>
         </w:rPr>
         <w:t>    estado = "ALERTA-CALOR";</w:t>
       </w:r>
@@ -12597,6 +12737,7 @@
       <w:r>
         <w:rPr>
           <w:rFonts w:ascii="Arial" w:hAnsi="Arial" w:cs="Arial"/>
+          <w:lang w:val="en-US"/>
         </w:rPr>
         <w:t xml:space="preserve">    </w:t>
       </w:r>
@@ -12665,6 +12806,7 @@
       <w:pPr>
         <w:rPr>
           <w:rFonts w:ascii="Arial" w:hAnsi="Arial" w:cs="Arial"/>
+          <w:lang w:val="en-US"/>
         </w:rPr>
       </w:pPr>
       <w:r>
@@ -12677,6 +12819,7 @@
       <w:r>
         <w:rPr>
           <w:rFonts w:ascii="Arial" w:hAnsi="Arial" w:cs="Arial"/>
+          <w:lang w:val="en-US"/>
         </w:rPr>
         <w:t>estado = "ALERTA-FRIO";</w:t>
       </w:r>
@@ -12685,13 +12828,14 @@
       <w:pPr>
         <w:rPr>
           <w:rFonts w:ascii="Arial" w:hAnsi="Arial" w:cs="Arial"/>
-        </w:rPr>
-      </w:pPr>
-      <w:r>
-        <w:rPr>
-          <w:rFonts w:ascii="Arial" w:hAnsi="Arial" w:cs="Arial"/>
-        </w:rPr>
-        <w:lastRenderedPageBreak/>
+          <w:lang w:val="en-US"/>
+        </w:rPr>
+      </w:pPr>
+      <w:r>
+        <w:rPr>
+          <w:rFonts w:ascii="Arial" w:hAnsi="Arial" w:cs="Arial"/>
+          <w:lang w:val="en-US"/>
+        </w:rPr>
         <w:t>    digitalWrite(PIN_LED_ROJO,  HIGH);</w:t>
       </w:r>
     </w:p>
@@ -12705,6 +12849,7 @@
       <w:r>
         <w:rPr>
           <w:rFonts w:ascii="Arial" w:hAnsi="Arial" w:cs="Arial"/>
+          <w:lang w:val="en-US"/>
         </w:rPr>
         <w:t xml:space="preserve">    </w:t>
       </w:r>
@@ -12758,6 +12903,7 @@
       <w:pPr>
         <w:rPr>
           <w:rFonts w:ascii="Arial" w:hAnsi="Arial" w:cs="Arial"/>
+          <w:lang w:val="en-US"/>
         </w:rPr>
       </w:pPr>
       <w:r>
@@ -12770,6 +12916,7 @@
       <w:r>
         <w:rPr>
           <w:rFonts w:ascii="Arial" w:hAnsi="Arial" w:cs="Arial"/>
+          <w:lang w:val="en-US"/>
         </w:rPr>
         <w:t>estado = "NORMAL";</w:t>
       </w:r>
@@ -12778,11 +12925,13 @@
       <w:pPr>
         <w:rPr>
           <w:rFonts w:ascii="Arial" w:hAnsi="Arial" w:cs="Arial"/>
-        </w:rPr>
-      </w:pPr>
-      <w:r>
-        <w:rPr>
-          <w:rFonts w:ascii="Arial" w:hAnsi="Arial" w:cs="Arial"/>
+          <w:lang w:val="en-US"/>
+        </w:rPr>
+      </w:pPr>
+      <w:r>
+        <w:rPr>
+          <w:rFonts w:ascii="Arial" w:hAnsi="Arial" w:cs="Arial"/>
+          <w:lang w:val="en-US"/>
         </w:rPr>
         <w:t>    digitalWrite(PIN_LED_VERDE, HIGH);</w:t>
       </w:r>
@@ -12797,6 +12946,7 @@
       <w:r>
         <w:rPr>
           <w:rFonts w:ascii="Arial" w:hAnsi="Arial" w:cs="Arial"/>
+          <w:lang w:val="en-US"/>
         </w:rPr>
         <w:t xml:space="preserve">    </w:t>
       </w:r>
@@ -13037,7 +13187,6 @@
           <w:sz w:val="24"/>
           <w:szCs w:val="24"/>
         </w:rPr>
-        <w:lastRenderedPageBreak/>
         <w:t>PARTE 1: Por qué usar un driver de motor</w:t>
       </w:r>
       <w:bookmarkEnd w:id="25"/>
@@ -13346,6 +13495,7 @@
       <w:pPr>
         <w:rPr>
           <w:rFonts w:ascii="Arial" w:hAnsi="Arial" w:cs="Arial"/>
+          <w:lang w:val="en-US"/>
         </w:rPr>
       </w:pPr>
       <w:r>
@@ -13358,6 +13508,7 @@
       <w:r>
         <w:rPr>
           <w:rFonts w:ascii="Arial" w:hAnsi="Arial" w:cs="Arial"/>
+          <w:lang w:val="en-US"/>
         </w:rPr>
         <w:t>analogWrite(ENA, velocidad);</w:t>
       </w:r>
@@ -13366,11 +13517,13 @@
       <w:pPr>
         <w:rPr>
           <w:rFonts w:ascii="Arial" w:hAnsi="Arial" w:cs="Arial"/>
-        </w:rPr>
-      </w:pPr>
-      <w:r>
-        <w:rPr>
-          <w:rFonts w:ascii="Arial" w:hAnsi="Arial" w:cs="Arial"/>
+          <w:lang w:val="en-US"/>
+        </w:rPr>
+      </w:pPr>
+      <w:r>
+        <w:rPr>
+          <w:rFonts w:ascii="Arial" w:hAnsi="Arial" w:cs="Arial"/>
+          <w:lang w:val="en-US"/>
         </w:rPr>
         <w:t>}</w:t>
       </w:r>
@@ -13379,18 +13532,21 @@
       <w:pPr>
         <w:rPr>
           <w:rFonts w:ascii="Arial" w:hAnsi="Arial" w:cs="Arial"/>
-        </w:rPr>
-      </w:pPr>
-    </w:p>
-    <w:p>
-      <w:pPr>
-        <w:rPr>
-          <w:rFonts w:ascii="Arial" w:hAnsi="Arial" w:cs="Arial"/>
-        </w:rPr>
-      </w:pPr>
-      <w:r>
-        <w:rPr>
-          <w:rFonts w:ascii="Arial" w:hAnsi="Arial" w:cs="Arial"/>
+          <w:lang w:val="en-US"/>
+        </w:rPr>
+      </w:pPr>
+    </w:p>
+    <w:p>
+      <w:pPr>
+        <w:rPr>
+          <w:rFonts w:ascii="Arial" w:hAnsi="Arial" w:cs="Arial"/>
+          <w:lang w:val="en-US"/>
+        </w:rPr>
+      </w:pPr>
+      <w:r>
+        <w:rPr>
+          <w:rFonts w:ascii="Arial" w:hAnsi="Arial" w:cs="Arial"/>
+          <w:lang w:val="en-US"/>
         </w:rPr>
         <w:t>void motorFreno() {</w:t>
       </w:r>
@@ -13405,6 +13561,7 @@
       <w:r>
         <w:rPr>
           <w:rFonts w:ascii="Arial" w:hAnsi="Arial" w:cs="Arial"/>
+          <w:lang w:val="en-US"/>
         </w:rPr>
         <w:t xml:space="preserve">  </w:t>
       </w:r>
@@ -13579,7 +13736,6 @@
           <w:rFonts w:ascii="Arial" w:hAnsi="Arial" w:cs="Arial"/>
           <w:lang w:val="en-US"/>
         </w:rPr>
-        <w:lastRenderedPageBreak/>
         <w:t>  pinMode(IN2, OUTPUT);</w:t>
       </w:r>
     </w:p>
@@ -13691,6 +13847,7 @@
       <w:pPr>
         <w:rPr>
           <w:rFonts w:ascii="Arial" w:hAnsi="Arial" w:cs="Arial"/>
+          <w:lang w:val="pt-BR"/>
         </w:rPr>
       </w:pPr>
       <w:r>
@@ -13702,6 +13859,7 @@
       <w:r>
         <w:rPr>
           <w:rFonts w:ascii="Arial" w:hAnsi="Arial" w:cs="Arial"/>
+          <w:lang w:val="pt-BR"/>
         </w:rPr>
         <w:t>for (int v = 0; v &lt;= 255; v += 10) {</w:t>
       </w:r>
@@ -13710,11 +13868,13 @@
       <w:pPr>
         <w:rPr>
           <w:rFonts w:ascii="Arial" w:hAnsi="Arial" w:cs="Arial"/>
-        </w:rPr>
-      </w:pPr>
-      <w:r>
-        <w:rPr>
-          <w:rFonts w:ascii="Arial" w:hAnsi="Arial" w:cs="Arial"/>
+          <w:lang w:val="pt-BR"/>
+        </w:rPr>
+      </w:pPr>
+      <w:r>
+        <w:rPr>
+          <w:rFonts w:ascii="Arial" w:hAnsi="Arial" w:cs="Arial"/>
+          <w:lang w:val="pt-BR"/>
         </w:rPr>
         <w:t>    motorAdelante(v);</w:t>
       </w:r>
@@ -13723,11 +13883,27 @@
       <w:pPr>
         <w:rPr>
           <w:rFonts w:ascii="Arial" w:hAnsi="Arial" w:cs="Arial"/>
-        </w:rPr>
-      </w:pPr>
-      <w:r>
-        <w:rPr>
-          <w:rFonts w:ascii="Arial" w:hAnsi="Arial" w:cs="Arial"/>
+          <w:lang w:val="pt-BR"/>
+        </w:rPr>
+      </w:pPr>
+      <w:r>
+        <w:rPr>
+          <w:rFonts w:ascii="Arial" w:hAnsi="Arial" w:cs="Arial"/>
+          <w:lang w:val="pt-BR"/>
+        </w:rPr>
+        <w:t>    Serial.print("Velocidad: ");</w:t>
+      </w:r>
+    </w:p>
+    <w:p>
+      <w:pPr>
+        <w:rPr>
+          <w:rFonts w:ascii="Arial" w:hAnsi="Arial" w:cs="Arial"/>
+        </w:rPr>
+      </w:pPr>
+      <w:r>
+        <w:rPr>
+          <w:rFonts w:ascii="Arial" w:hAnsi="Arial" w:cs="Arial"/>
+          <w:lang w:val="pt-BR"/>
         </w:rPr>
         <w:t xml:space="preserve">    </w:t>
       </w:r>
@@ -13735,20 +13911,7 @@
         <w:rPr>
           <w:rFonts w:ascii="Arial" w:hAnsi="Arial" w:cs="Arial"/>
         </w:rPr>
-        <w:t>Serial.print("Velocidad: ");</w:t>
-      </w:r>
-    </w:p>
-    <w:p>
-      <w:pPr>
-        <w:rPr>
-          <w:rFonts w:ascii="Arial" w:hAnsi="Arial" w:cs="Arial"/>
-        </w:rPr>
-      </w:pPr>
-      <w:r>
-        <w:rPr>
-          <w:rFonts w:ascii="Arial" w:hAnsi="Arial" w:cs="Arial"/>
-        </w:rPr>
-        <w:t>    Serial.println(v);</w:t>
+        <w:t>Serial.println(v);</w:t>
       </w:r>
     </w:p>
     <w:p>
@@ -14084,7 +14247,6 @@
           <w:sz w:val="24"/>
           <w:szCs w:val="24"/>
         </w:rPr>
-        <w:lastRenderedPageBreak/>
         <w:t>PARTE 2: Servomotor con librería Servo.h</w:t>
       </w:r>
       <w:bookmarkEnd w:id="26"/>
@@ -14189,11 +14351,13 @@
       <w:pPr>
         <w:rPr>
           <w:rFonts w:ascii="Arial" w:hAnsi="Arial" w:cs="Arial"/>
-        </w:rPr>
-      </w:pPr>
-      <w:r>
-        <w:rPr>
-          <w:rFonts w:ascii="Arial" w:hAnsi="Arial" w:cs="Arial"/>
+          <w:lang w:val="pt-BR"/>
+        </w:rPr>
+      </w:pPr>
+      <w:r>
+        <w:rPr>
+          <w:rFonts w:ascii="Arial" w:hAnsi="Arial" w:cs="Arial"/>
+          <w:lang w:val="pt-BR"/>
         </w:rPr>
         <w:t>#include &lt;Servo.h&gt;</w:t>
       </w:r>
@@ -14202,18 +14366,21 @@
       <w:pPr>
         <w:rPr>
           <w:rFonts w:ascii="Arial" w:hAnsi="Arial" w:cs="Arial"/>
-        </w:rPr>
-      </w:pPr>
-    </w:p>
-    <w:p>
-      <w:pPr>
-        <w:rPr>
-          <w:rFonts w:ascii="Arial" w:hAnsi="Arial" w:cs="Arial"/>
-        </w:rPr>
-      </w:pPr>
-      <w:r>
-        <w:rPr>
-          <w:rFonts w:ascii="Arial" w:hAnsi="Arial" w:cs="Arial"/>
+          <w:lang w:val="pt-BR"/>
+        </w:rPr>
+      </w:pPr>
+    </w:p>
+    <w:p>
+      <w:pPr>
+        <w:rPr>
+          <w:rFonts w:ascii="Arial" w:hAnsi="Arial" w:cs="Arial"/>
+          <w:lang w:val="pt-BR"/>
+        </w:rPr>
+      </w:pPr>
+      <w:r>
+        <w:rPr>
+          <w:rFonts w:ascii="Arial" w:hAnsi="Arial" w:cs="Arial"/>
+          <w:lang w:val="pt-BR"/>
         </w:rPr>
         <w:t>Servo mi_servo;</w:t>
       </w:r>
@@ -14222,6 +14389,7 @@
       <w:pPr>
         <w:rPr>
           <w:rFonts w:ascii="Arial" w:hAnsi="Arial" w:cs="Arial"/>
+          <w:lang w:val="pt-BR"/>
         </w:rPr>
       </w:pPr>
     </w:p>
@@ -14252,7 +14420,6 @@
           <w:rFonts w:ascii="Arial" w:hAnsi="Arial" w:cs="Arial"/>
           <w:lang w:val="en-US"/>
         </w:rPr>
-        <w:lastRenderedPageBreak/>
         <w:t>const int PIN_POT = A0;    </w:t>
       </w:r>
     </w:p>
@@ -14306,6 +14473,7 @@
       <w:pPr>
         <w:rPr>
           <w:rFonts w:ascii="Arial" w:hAnsi="Arial" w:cs="Arial"/>
+          <w:lang w:val="en-US"/>
         </w:rPr>
       </w:pPr>
       <w:r>
@@ -14318,6 +14486,7 @@
       <w:r>
         <w:rPr>
           <w:rFonts w:ascii="Arial" w:hAnsi="Arial" w:cs="Arial"/>
+          <w:lang w:val="en-US"/>
         </w:rPr>
         <w:t>mi_servo.attach(PIN_SERVO);  </w:t>
       </w:r>
@@ -14326,11 +14495,13 @@
       <w:pPr>
         <w:rPr>
           <w:rFonts w:ascii="Arial" w:hAnsi="Arial" w:cs="Arial"/>
-        </w:rPr>
-      </w:pPr>
-      <w:r>
-        <w:rPr>
-          <w:rFonts w:ascii="Arial" w:hAnsi="Arial" w:cs="Arial"/>
+          <w:lang w:val="en-US"/>
+        </w:rPr>
+      </w:pPr>
+      <w:r>
+        <w:rPr>
+          <w:rFonts w:ascii="Arial" w:hAnsi="Arial" w:cs="Arial"/>
+          <w:lang w:val="en-US"/>
         </w:rPr>
         <w:t>  mi_servo.write(90);          </w:t>
       </w:r>
@@ -14339,18 +14510,21 @@
       <w:pPr>
         <w:rPr>
           <w:rFonts w:ascii="Arial" w:hAnsi="Arial" w:cs="Arial"/>
-        </w:rPr>
-      </w:pPr>
-    </w:p>
-    <w:p>
-      <w:pPr>
-        <w:rPr>
-          <w:rFonts w:ascii="Arial" w:hAnsi="Arial" w:cs="Arial"/>
-        </w:rPr>
-      </w:pPr>
-      <w:r>
-        <w:rPr>
-          <w:rFonts w:ascii="Arial" w:hAnsi="Arial" w:cs="Arial"/>
+          <w:lang w:val="en-US"/>
+        </w:rPr>
+      </w:pPr>
+    </w:p>
+    <w:p>
+      <w:pPr>
+        <w:rPr>
+          <w:rFonts w:ascii="Arial" w:hAnsi="Arial" w:cs="Arial"/>
+          <w:lang w:val="en-US"/>
+        </w:rPr>
+      </w:pPr>
+      <w:r>
+        <w:rPr>
+          <w:rFonts w:ascii="Arial" w:hAnsi="Arial" w:cs="Arial"/>
+          <w:lang w:val="en-US"/>
         </w:rPr>
         <w:t>  Serial.begin(9600);</w:t>
       </w:r>
@@ -14359,11 +14533,13 @@
       <w:pPr>
         <w:rPr>
           <w:rFonts w:ascii="Arial" w:hAnsi="Arial" w:cs="Arial"/>
-        </w:rPr>
-      </w:pPr>
-      <w:r>
-        <w:rPr>
-          <w:rFonts w:ascii="Arial" w:hAnsi="Arial" w:cs="Arial"/>
+          <w:lang w:val="en-US"/>
+        </w:rPr>
+      </w:pPr>
+      <w:r>
+        <w:rPr>
+          <w:rFonts w:ascii="Arial" w:hAnsi="Arial" w:cs="Arial"/>
+          <w:lang w:val="en-US"/>
         </w:rPr>
         <w:t>  Serial.println("Servo listo. Gira el potenciometro.");</w:t>
       </w:r>
@@ -14378,6 +14554,7 @@
       <w:r>
         <w:rPr>
           <w:rFonts w:ascii="Arial" w:hAnsi="Arial" w:cs="Arial"/>
+          <w:lang w:val="en-US"/>
         </w:rPr>
         <w:t xml:space="preserve">  </w:t>
       </w:r>
@@ -14477,6 +14654,7 @@
       <w:pPr>
         <w:rPr>
           <w:rFonts w:ascii="Arial" w:hAnsi="Arial" w:cs="Arial"/>
+          <w:lang w:val="en-US"/>
         </w:rPr>
       </w:pPr>
       <w:r>
@@ -14489,6 +14667,7 @@
       <w:r>
         <w:rPr>
           <w:rFonts w:ascii="Arial" w:hAnsi="Arial" w:cs="Arial"/>
+          <w:lang w:val="en-US"/>
         </w:rPr>
         <w:t>if (abs(angulo - angulo_anterior) &gt;= 2) {</w:t>
       </w:r>
@@ -14497,11 +14676,13 @@
       <w:pPr>
         <w:rPr>
           <w:rFonts w:ascii="Arial" w:hAnsi="Arial" w:cs="Arial"/>
-        </w:rPr>
-      </w:pPr>
-      <w:r>
-        <w:rPr>
-          <w:rFonts w:ascii="Arial" w:hAnsi="Arial" w:cs="Arial"/>
+          <w:lang w:val="en-US"/>
+        </w:rPr>
+      </w:pPr>
+      <w:r>
+        <w:rPr>
+          <w:rFonts w:ascii="Arial" w:hAnsi="Arial" w:cs="Arial"/>
+          <w:lang w:val="en-US"/>
         </w:rPr>
         <w:t>    mi_servo.write(angulo);</w:t>
       </w:r>
@@ -14510,11 +14691,13 @@
       <w:pPr>
         <w:rPr>
           <w:rFonts w:ascii="Arial" w:hAnsi="Arial" w:cs="Arial"/>
-        </w:rPr>
-      </w:pPr>
-      <w:r>
-        <w:rPr>
-          <w:rFonts w:ascii="Arial" w:hAnsi="Arial" w:cs="Arial"/>
+          <w:lang w:val="en-US"/>
+        </w:rPr>
+      </w:pPr>
+      <w:r>
+        <w:rPr>
+          <w:rFonts w:ascii="Arial" w:hAnsi="Arial" w:cs="Arial"/>
+          <w:lang w:val="en-US"/>
         </w:rPr>
         <w:t>    angulo_anterior = angulo;</w:t>
       </w:r>
@@ -14523,18 +14706,21 @@
       <w:pPr>
         <w:rPr>
           <w:rFonts w:ascii="Arial" w:hAnsi="Arial" w:cs="Arial"/>
-        </w:rPr>
-      </w:pPr>
-    </w:p>
-    <w:p>
-      <w:pPr>
-        <w:rPr>
-          <w:rFonts w:ascii="Arial" w:hAnsi="Arial" w:cs="Arial"/>
-        </w:rPr>
-      </w:pPr>
-      <w:r>
-        <w:rPr>
-          <w:rFonts w:ascii="Arial" w:hAnsi="Arial" w:cs="Arial"/>
+          <w:lang w:val="en-US"/>
+        </w:rPr>
+      </w:pPr>
+    </w:p>
+    <w:p>
+      <w:pPr>
+        <w:rPr>
+          <w:rFonts w:ascii="Arial" w:hAnsi="Arial" w:cs="Arial"/>
+          <w:lang w:val="en-US"/>
+        </w:rPr>
+      </w:pPr>
+      <w:r>
+        <w:rPr>
+          <w:rFonts w:ascii="Arial" w:hAnsi="Arial" w:cs="Arial"/>
+          <w:lang w:val="en-US"/>
         </w:rPr>
         <w:t>    Serial.print(pot_val);</w:t>
       </w:r>
@@ -14543,11 +14729,13 @@
       <w:pPr>
         <w:rPr>
           <w:rFonts w:ascii="Arial" w:hAnsi="Arial" w:cs="Arial"/>
-        </w:rPr>
-      </w:pPr>
-      <w:r>
-        <w:rPr>
-          <w:rFonts w:ascii="Arial" w:hAnsi="Arial" w:cs="Arial"/>
+          <w:lang w:val="en-US"/>
+        </w:rPr>
+      </w:pPr>
+      <w:r>
+        <w:rPr>
+          <w:rFonts w:ascii="Arial" w:hAnsi="Arial" w:cs="Arial"/>
+          <w:lang w:val="en-US"/>
         </w:rPr>
         <w:t>    Serial.print("\t");</w:t>
       </w:r>
@@ -14556,11 +14744,13 @@
       <w:pPr>
         <w:rPr>
           <w:rFonts w:ascii="Arial" w:hAnsi="Arial" w:cs="Arial"/>
-        </w:rPr>
-      </w:pPr>
-      <w:r>
-        <w:rPr>
-          <w:rFonts w:ascii="Arial" w:hAnsi="Arial" w:cs="Arial"/>
+          <w:lang w:val="en-US"/>
+        </w:rPr>
+      </w:pPr>
+      <w:r>
+        <w:rPr>
+          <w:rFonts w:ascii="Arial" w:hAnsi="Arial" w:cs="Arial"/>
+          <w:lang w:val="en-US"/>
         </w:rPr>
         <w:t>    Serial.println(angulo);</w:t>
       </w:r>
@@ -14569,11 +14759,13 @@
       <w:pPr>
         <w:rPr>
           <w:rFonts w:ascii="Arial" w:hAnsi="Arial" w:cs="Arial"/>
-        </w:rPr>
-      </w:pPr>
-      <w:r>
-        <w:rPr>
-          <w:rFonts w:ascii="Arial" w:hAnsi="Arial" w:cs="Arial"/>
+          <w:lang w:val="en-US"/>
+        </w:rPr>
+      </w:pPr>
+      <w:r>
+        <w:rPr>
+          <w:rFonts w:ascii="Arial" w:hAnsi="Arial" w:cs="Arial"/>
+          <w:lang w:val="en-US"/>
         </w:rPr>
         <w:t>  }</w:t>
       </w:r>
@@ -14582,18 +14774,21 @@
       <w:pPr>
         <w:rPr>
           <w:rFonts w:ascii="Arial" w:hAnsi="Arial" w:cs="Arial"/>
-        </w:rPr>
-      </w:pPr>
-    </w:p>
-    <w:p>
-      <w:pPr>
-        <w:rPr>
-          <w:rFonts w:ascii="Arial" w:hAnsi="Arial" w:cs="Arial"/>
-        </w:rPr>
-      </w:pPr>
-      <w:r>
-        <w:rPr>
-          <w:rFonts w:ascii="Arial" w:hAnsi="Arial" w:cs="Arial"/>
+          <w:lang w:val="en-US"/>
+        </w:rPr>
+      </w:pPr>
+    </w:p>
+    <w:p>
+      <w:pPr>
+        <w:rPr>
+          <w:rFonts w:ascii="Arial" w:hAnsi="Arial" w:cs="Arial"/>
+          <w:lang w:val="en-US"/>
+        </w:rPr>
+      </w:pPr>
+      <w:r>
+        <w:rPr>
+          <w:rFonts w:ascii="Arial" w:hAnsi="Arial" w:cs="Arial"/>
+          <w:lang w:val="en-US"/>
         </w:rPr>
         <w:t>  delay(20);</w:t>
       </w:r>
@@ -14794,7 +14989,6 @@
           <w:sz w:val="28"/>
           <w:szCs w:val="28"/>
         </w:rPr>
-        <w:lastRenderedPageBreak/>
         <w:t xml:space="preserve">PRACTICA </w:t>
       </w:r>
       <w:r>
@@ -15045,7 +15239,6 @@
           <w:rFonts w:ascii="Arial" w:hAnsi="Arial" w:cs="Arial"/>
           <w:lang w:val="en-US"/>
         </w:rPr>
-        <w:lastRenderedPageBreak/>
         <w:t>  Wire.begin();</w:t>
       </w:r>
     </w:p>
@@ -15068,30 +15261,44 @@
       <w:pPr>
         <w:rPr>
           <w:rFonts w:ascii="Arial" w:hAnsi="Arial" w:cs="Arial"/>
-          <w:lang w:val="en-US"/>
-        </w:rPr>
-      </w:pPr>
-      <w:r>
-        <w:rPr>
-          <w:rFonts w:ascii="Arial" w:hAnsi="Arial" w:cs="Arial"/>
-          <w:lang w:val="en-US"/>
-        </w:rPr>
-        <w:t>  Serial.println("Escaneando bus I2C...");</w:t>
-      </w:r>
-    </w:p>
-    <w:p>
-      <w:pPr>
-        <w:rPr>
-          <w:rFonts w:ascii="Arial" w:hAnsi="Arial" w:cs="Arial"/>
-          <w:lang w:val="en-US"/>
-        </w:rPr>
-      </w:pPr>
-      <w:r>
-        <w:rPr>
-          <w:rFonts w:ascii="Arial" w:hAnsi="Arial" w:cs="Arial"/>
-          <w:lang w:val="en-US"/>
-        </w:rPr>
-        <w:t>  Serial.println("Rango: 0x08 - 0x77");</w:t>
+          <w:lang w:val="pt-BR"/>
+        </w:rPr>
+      </w:pPr>
+      <w:r>
+        <w:rPr>
+          <w:rFonts w:ascii="Arial" w:hAnsi="Arial" w:cs="Arial"/>
+          <w:lang w:val="en-US"/>
+        </w:rPr>
+        <w:t xml:space="preserve">  </w:t>
+      </w:r>
+      <w:r>
+        <w:rPr>
+          <w:rFonts w:ascii="Arial" w:hAnsi="Arial" w:cs="Arial"/>
+          <w:lang w:val="pt-BR"/>
+        </w:rPr>
+        <w:t>Serial.println("Escaneando bus I2C...");</w:t>
+      </w:r>
+    </w:p>
+    <w:p>
+      <w:pPr>
+        <w:rPr>
+          <w:rFonts w:ascii="Arial" w:hAnsi="Arial" w:cs="Arial"/>
+          <w:lang w:val="en-US"/>
+        </w:rPr>
+      </w:pPr>
+      <w:r>
+        <w:rPr>
+          <w:rFonts w:ascii="Arial" w:hAnsi="Arial" w:cs="Arial"/>
+          <w:lang w:val="pt-BR"/>
+        </w:rPr>
+        <w:t xml:space="preserve">  </w:t>
+      </w:r>
+      <w:r>
+        <w:rPr>
+          <w:rFonts w:ascii="Arial" w:hAnsi="Arial" w:cs="Arial"/>
+          <w:lang w:val="en-US"/>
+        </w:rPr>
+        <w:t>Serial.println("Rango: 0x08 - 0x77");</w:t>
       </w:r>
     </w:p>
     <w:p>
@@ -15279,6 +15486,7 @@
       <w:pPr>
         <w:rPr>
           <w:rFonts w:ascii="Arial" w:hAnsi="Arial" w:cs="Arial"/>
+          <w:lang w:val="en-US"/>
         </w:rPr>
       </w:pPr>
       <w:r>
@@ -15291,6 +15499,7 @@
       <w:r>
         <w:rPr>
           <w:rFonts w:ascii="Arial" w:hAnsi="Arial" w:cs="Arial"/>
+          <w:lang w:val="en-US"/>
         </w:rPr>
         <w:t>}</w:t>
       </w:r>
@@ -15299,11 +15508,13 @@
       <w:pPr>
         <w:rPr>
           <w:rFonts w:ascii="Arial" w:hAnsi="Arial" w:cs="Arial"/>
-        </w:rPr>
-      </w:pPr>
-      <w:r>
-        <w:rPr>
-          <w:rFonts w:ascii="Arial" w:hAnsi="Arial" w:cs="Arial"/>
+          <w:lang w:val="en-US"/>
+        </w:rPr>
+      </w:pPr>
+      <w:r>
+        <w:rPr>
+          <w:rFonts w:ascii="Arial" w:hAnsi="Arial" w:cs="Arial"/>
+          <w:lang w:val="en-US"/>
         </w:rPr>
         <w:t>  }</w:t>
       </w:r>
@@ -15312,18 +15523,21 @@
       <w:pPr>
         <w:rPr>
           <w:rFonts w:ascii="Arial" w:hAnsi="Arial" w:cs="Arial"/>
-        </w:rPr>
-      </w:pPr>
-    </w:p>
-    <w:p>
-      <w:pPr>
-        <w:rPr>
-          <w:rFonts w:ascii="Arial" w:hAnsi="Arial" w:cs="Arial"/>
-        </w:rPr>
-      </w:pPr>
-      <w:r>
-        <w:rPr>
-          <w:rFonts w:ascii="Arial" w:hAnsi="Arial" w:cs="Arial"/>
+          <w:lang w:val="en-US"/>
+        </w:rPr>
+      </w:pPr>
+    </w:p>
+    <w:p>
+      <w:pPr>
+        <w:rPr>
+          <w:rFonts w:ascii="Arial" w:hAnsi="Arial" w:cs="Arial"/>
+          <w:lang w:val="en-US"/>
+        </w:rPr>
+      </w:pPr>
+      <w:r>
+        <w:rPr>
+          <w:rFonts w:ascii="Arial" w:hAnsi="Arial" w:cs="Arial"/>
+          <w:lang w:val="en-US"/>
         </w:rPr>
         <w:t>  Serial.println();</w:t>
       </w:r>
@@ -15332,11 +15546,13 @@
       <w:pPr>
         <w:rPr>
           <w:rFonts w:ascii="Arial" w:hAnsi="Arial" w:cs="Arial"/>
-        </w:rPr>
-      </w:pPr>
-      <w:r>
-        <w:rPr>
-          <w:rFonts w:ascii="Arial" w:hAnsi="Arial" w:cs="Arial"/>
+          <w:lang w:val="en-US"/>
+        </w:rPr>
+      </w:pPr>
+      <w:r>
+        <w:rPr>
+          <w:rFonts w:ascii="Arial" w:hAnsi="Arial" w:cs="Arial"/>
+          <w:lang w:val="en-US"/>
         </w:rPr>
         <w:t>  Serial.print("Total de dispositivos: ");</w:t>
       </w:r>
@@ -15345,11 +15561,13 @@
       <w:pPr>
         <w:rPr>
           <w:rFonts w:ascii="Arial" w:hAnsi="Arial" w:cs="Arial"/>
-        </w:rPr>
-      </w:pPr>
-      <w:r>
-        <w:rPr>
-          <w:rFonts w:ascii="Arial" w:hAnsi="Arial" w:cs="Arial"/>
+          <w:lang w:val="en-US"/>
+        </w:rPr>
+      </w:pPr>
+      <w:r>
+        <w:rPr>
+          <w:rFonts w:ascii="Arial" w:hAnsi="Arial" w:cs="Arial"/>
+          <w:lang w:val="en-US"/>
         </w:rPr>
         <w:t>  Serial.println(dispositivos);</w:t>
       </w:r>
@@ -15358,18 +15576,21 @@
       <w:pPr>
         <w:rPr>
           <w:rFonts w:ascii="Arial" w:hAnsi="Arial" w:cs="Arial"/>
-        </w:rPr>
-      </w:pPr>
-    </w:p>
-    <w:p>
-      <w:pPr>
-        <w:rPr>
-          <w:rFonts w:ascii="Arial" w:hAnsi="Arial" w:cs="Arial"/>
-        </w:rPr>
-      </w:pPr>
-      <w:r>
-        <w:rPr>
-          <w:rFonts w:ascii="Arial" w:hAnsi="Arial" w:cs="Arial"/>
+          <w:lang w:val="en-US"/>
+        </w:rPr>
+      </w:pPr>
+    </w:p>
+    <w:p>
+      <w:pPr>
+        <w:rPr>
+          <w:rFonts w:ascii="Arial" w:hAnsi="Arial" w:cs="Arial"/>
+          <w:lang w:val="en-US"/>
+        </w:rPr>
+      </w:pPr>
+      <w:r>
+        <w:rPr>
+          <w:rFonts w:ascii="Arial" w:hAnsi="Arial" w:cs="Arial"/>
+          <w:lang w:val="en-US"/>
         </w:rPr>
         <w:t>  if (dispositivos == 0)</w:t>
       </w:r>
@@ -15378,11 +15599,13 @@
       <w:pPr>
         <w:rPr>
           <w:rFonts w:ascii="Arial" w:hAnsi="Arial" w:cs="Arial"/>
-        </w:rPr>
-      </w:pPr>
-      <w:r>
-        <w:rPr>
-          <w:rFonts w:ascii="Arial" w:hAnsi="Arial" w:cs="Arial"/>
+          <w:lang w:val="en-US"/>
+        </w:rPr>
+      </w:pPr>
+      <w:r>
+        <w:rPr>
+          <w:rFonts w:ascii="Arial" w:hAnsi="Arial" w:cs="Arial"/>
+          <w:lang w:val="en-US"/>
         </w:rPr>
         <w:t>    Serial.println("Ninguno encontrado. Verifica conexiones y pull-ups.");</w:t>
       </w:r>
@@ -15399,7 +15622,6 @@
           <w:rFonts w:ascii="Arial" w:hAnsi="Arial" w:cs="Arial"/>
           <w:lang w:val="en-US"/>
         </w:rPr>
-        <w:lastRenderedPageBreak/>
         <w:t>}</w:t>
       </w:r>
     </w:p>
@@ -15560,7 +15782,6 @@
           <w:szCs w:val="24"/>
           <w:lang w:val="en-US"/>
         </w:rPr>
-        <w:lastRenderedPageBreak/>
         <w:t>PARTE 2</w:t>
       </w:r>
       <w:r>
@@ -15761,7 +15982,6 @@
           <w:rFonts w:ascii="Arial" w:hAnsi="Arial" w:cs="Arial"/>
           <w:lang w:val="en-US"/>
         </w:rPr>
-        <w:lastRenderedPageBreak/>
         <w:t>#include &lt;Adafruit_GFX.h&gt;</w:t>
       </w:r>
     </w:p>
@@ -16136,6 +16356,7 @@
       <w:pPr>
         <w:rPr>
           <w:rFonts w:ascii="Arial" w:hAnsi="Arial" w:cs="Arial"/>
+          <w:lang w:val="en-US"/>
         </w:rPr>
       </w:pPr>
       <w:r>
@@ -16148,6 +16369,7 @@
       <w:r>
         <w:rPr>
           <w:rFonts w:ascii="Arial" w:hAnsi="Arial" w:cs="Arial"/>
+          <w:lang w:val="en-US"/>
         </w:rPr>
         <w:t>Serial.println("ERROR: BMP180 no encontrado");</w:t>
       </w:r>
@@ -16162,6 +16384,7 @@
       <w:r>
         <w:rPr>
           <w:rFonts w:ascii="Arial" w:hAnsi="Arial" w:cs="Arial"/>
+          <w:lang w:val="en-US"/>
         </w:rPr>
         <w:t xml:space="preserve">    </w:t>
       </w:r>
@@ -16237,6 +16460,7 @@
       <w:pPr>
         <w:rPr>
           <w:rFonts w:ascii="Arial" w:hAnsi="Arial" w:cs="Arial"/>
+          <w:lang w:val="en-US"/>
         </w:rPr>
       </w:pPr>
       <w:r>
@@ -16249,6 +16473,7 @@
       <w:r>
         <w:rPr>
           <w:rFonts w:ascii="Arial" w:hAnsi="Arial" w:cs="Arial"/>
+          <w:lang w:val="en-US"/>
         </w:rPr>
         <w:t>}</w:t>
       </w:r>
@@ -16257,18 +16482,21 @@
       <w:pPr>
         <w:rPr>
           <w:rFonts w:ascii="Arial" w:hAnsi="Arial" w:cs="Arial"/>
-        </w:rPr>
-      </w:pPr>
-    </w:p>
-    <w:p>
-      <w:pPr>
-        <w:rPr>
-          <w:rFonts w:ascii="Arial" w:hAnsi="Arial" w:cs="Arial"/>
-        </w:rPr>
-      </w:pPr>
-      <w:r>
-        <w:rPr>
-          <w:rFonts w:ascii="Arial" w:hAnsi="Arial" w:cs="Arial"/>
+          <w:lang w:val="en-US"/>
+        </w:rPr>
+      </w:pPr>
+    </w:p>
+    <w:p>
+      <w:pPr>
+        <w:rPr>
+          <w:rFonts w:ascii="Arial" w:hAnsi="Arial" w:cs="Arial"/>
+          <w:lang w:val="en-US"/>
+        </w:rPr>
+      </w:pPr>
+      <w:r>
+        <w:rPr>
+          <w:rFonts w:ascii="Arial" w:hAnsi="Arial" w:cs="Arial"/>
+          <w:lang w:val="en-US"/>
         </w:rPr>
         <w:t xml:space="preserve">  Serial.println("BMP180 y OLED listos.");</w:t>
       </w:r>
@@ -16282,8 +16510,15 @@
       <w:r>
         <w:rPr>
           <w:rFonts w:ascii="Arial" w:hAnsi="Arial" w:cs="Arial"/>
-        </w:rPr>
-        <w:t xml:space="preserve">  Serial.println("Tiempo\tTemp(C)\tPresion(hPa)\tAltitud(m)");</w:t>
+          <w:lang w:val="en-US"/>
+        </w:rPr>
+        <w:t xml:space="preserve">  </w:t>
+      </w:r>
+      <w:r>
+        <w:rPr>
+          <w:rFonts w:ascii="Arial" w:hAnsi="Arial" w:cs="Arial"/>
+        </w:rPr>
+        <w:t>Serial.println("Tiempo\tTemp(C)\tPresion(hPa)\tAltitud(m)");</w:t>
       </w:r>
     </w:p>
     <w:p>
@@ -16480,7 +16715,6 @@
           <w:rFonts w:ascii="Arial" w:hAnsi="Arial" w:cs="Arial"/>
           <w:lang w:val="en-US"/>
         </w:rPr>
-        <w:lastRenderedPageBreak/>
         <w:t xml:space="preserve">  display.setTextSize(2);</w:t>
       </w:r>
     </w:p>
@@ -16616,29 +16850,6 @@
       <w:pPr>
         <w:rPr>
           <w:rFonts w:ascii="Arial" w:hAnsi="Arial" w:cs="Arial"/>
-          <w:lang w:val="en-US"/>
-        </w:rPr>
-      </w:pPr>
-      <w:r>
-        <w:rPr>
-          <w:rFonts w:ascii="Arial" w:hAnsi="Arial" w:cs="Arial"/>
-          <w:lang w:val="en-US"/>
-        </w:rPr>
-        <w:t xml:space="preserve">  display.println(" hPa");</w:t>
-      </w:r>
-    </w:p>
-    <w:p>
-      <w:pPr>
-        <w:rPr>
-          <w:rFonts w:ascii="Arial" w:hAnsi="Arial" w:cs="Arial"/>
-          <w:lang w:val="en-US"/>
-        </w:rPr>
-      </w:pPr>
-    </w:p>
-    <w:p>
-      <w:pPr>
-        <w:rPr>
-          <w:rFonts w:ascii="Arial" w:hAnsi="Arial" w:cs="Arial"/>
         </w:rPr>
       </w:pPr>
       <w:r>
@@ -16652,6 +16863,32 @@
         <w:rPr>
           <w:rFonts w:ascii="Arial" w:hAnsi="Arial" w:cs="Arial"/>
         </w:rPr>
+        <w:t>display.println(" hPa");</w:t>
+      </w:r>
+    </w:p>
+    <w:p>
+      <w:pPr>
+        <w:rPr>
+          <w:rFonts w:ascii="Arial" w:hAnsi="Arial" w:cs="Arial"/>
+        </w:rPr>
+      </w:pPr>
+    </w:p>
+    <w:p>
+      <w:pPr>
+        <w:rPr>
+          <w:rFonts w:ascii="Arial" w:hAnsi="Arial" w:cs="Arial"/>
+        </w:rPr>
+      </w:pPr>
+      <w:r>
+        <w:rPr>
+          <w:rFonts w:ascii="Arial" w:hAnsi="Arial" w:cs="Arial"/>
+        </w:rPr>
+        <w:t xml:space="preserve">  </w:t>
+      </w:r>
+      <w:r>
+        <w:rPr>
+          <w:rFonts w:ascii="Arial" w:hAnsi="Arial" w:cs="Arial"/>
+        </w:rPr>
         <w:t>// Altitud</w:t>
       </w:r>
     </w:p>
@@ -16659,7 +16896,6 @@
       <w:pPr>
         <w:rPr>
           <w:rFonts w:ascii="Arial" w:hAnsi="Arial" w:cs="Arial"/>
-          <w:lang w:val="en-US"/>
         </w:rPr>
       </w:pPr>
       <w:r>
@@ -16671,7 +16907,6 @@
       <w:r>
         <w:rPr>
           <w:rFonts w:ascii="Arial" w:hAnsi="Arial" w:cs="Arial"/>
-          <w:lang w:val="en-US"/>
         </w:rPr>
         <w:t>display.setCursor(0, 50);</w:t>
       </w:r>
@@ -16686,9 +16921,15 @@
       <w:r>
         <w:rPr>
           <w:rFonts w:ascii="Arial" w:hAnsi="Arial" w:cs="Arial"/>
-          <w:lang w:val="en-US"/>
-        </w:rPr>
-        <w:t xml:space="preserve">  display.print("Alt: ");</w:t>
+        </w:rPr>
+        <w:t xml:space="preserve">  </w:t>
+      </w:r>
+      <w:r>
+        <w:rPr>
+          <w:rFonts w:ascii="Arial" w:hAnsi="Arial" w:cs="Arial"/>
+          <w:lang w:val="en-US"/>
+        </w:rPr>
+        <w:t>display.print("Alt: ");</w:t>
       </w:r>
     </w:p>
     <w:p>
@@ -16849,7 +17090,6 @@
         <w:rPr>
           <w:rFonts w:ascii="Arial" w:hAnsi="Arial" w:cs="Arial"/>
         </w:rPr>
-        <w:lastRenderedPageBreak/>
         <w:t xml:space="preserve">  delay(1000);</w:t>
       </w:r>
     </w:p>
@@ -17050,7 +17290,6 @@
           <w:sz w:val="28"/>
           <w:szCs w:val="28"/>
         </w:rPr>
-        <w:lastRenderedPageBreak/>
         <w:t>PRACTICA 8.- Comunicación SPI y Proyecto Integrador Bloque I</w:t>
       </w:r>
       <w:bookmarkEnd w:id="30"/>
@@ -17360,7 +17599,6 @@
           <w:rFonts w:ascii="Arial" w:hAnsi="Arial" w:cs="Arial"/>
           <w:lang w:val="en-US"/>
         </w:rPr>
-        <w:lastRenderedPageBreak/>
         <w:t>#include &lt;Wire.h&gt;</w:t>
       </w:r>
     </w:p>
@@ -17564,11 +17802,13 @@
       <w:pPr>
         <w:rPr>
           <w:rFonts w:ascii="Arial" w:hAnsi="Arial" w:cs="Arial"/>
-        </w:rPr>
-      </w:pPr>
-      <w:r>
-        <w:rPr>
-          <w:rFonts w:ascii="Arial" w:hAnsi="Arial" w:cs="Arial"/>
+          <w:lang w:val="pt-BR"/>
+        </w:rPr>
+      </w:pPr>
+      <w:r>
+        <w:rPr>
+          <w:rFonts w:ascii="Arial" w:hAnsi="Arial" w:cs="Arial"/>
+          <w:lang w:val="pt-BR"/>
         </w:rPr>
         <w:t>Adafruit_SSD1306 oled(128, 64, &amp;Wire, -1);</w:t>
       </w:r>
@@ -17577,18 +17817,21 @@
       <w:pPr>
         <w:rPr>
           <w:rFonts w:ascii="Arial" w:hAnsi="Arial" w:cs="Arial"/>
-        </w:rPr>
-      </w:pPr>
-    </w:p>
-    <w:p>
-      <w:pPr>
-        <w:rPr>
-          <w:rFonts w:ascii="Arial" w:hAnsi="Arial" w:cs="Arial"/>
-        </w:rPr>
-      </w:pPr>
-      <w:r>
-        <w:rPr>
-          <w:rFonts w:ascii="Arial" w:hAnsi="Arial" w:cs="Arial"/>
+          <w:lang w:val="pt-BR"/>
+        </w:rPr>
+      </w:pPr>
+    </w:p>
+    <w:p>
+      <w:pPr>
+        <w:rPr>
+          <w:rFonts w:ascii="Arial" w:hAnsi="Arial" w:cs="Arial"/>
+          <w:lang w:val="pt-BR"/>
+        </w:rPr>
+      </w:pPr>
+      <w:r>
+        <w:rPr>
+          <w:rFonts w:ascii="Arial" w:hAnsi="Arial" w:cs="Arial"/>
+          <w:lang w:val="pt-BR"/>
         </w:rPr>
         <w:t>enum Estado { MONITOR, ALERTA, LOG };</w:t>
       </w:r>
@@ -17597,11 +17840,13 @@
       <w:pPr>
         <w:rPr>
           <w:rFonts w:ascii="Arial" w:hAnsi="Arial" w:cs="Arial"/>
-        </w:rPr>
-      </w:pPr>
-      <w:r>
-        <w:rPr>
-          <w:rFonts w:ascii="Arial" w:hAnsi="Arial" w:cs="Arial"/>
+          <w:lang w:val="pt-BR"/>
+        </w:rPr>
+      </w:pPr>
+      <w:r>
+        <w:rPr>
+          <w:rFonts w:ascii="Arial" w:hAnsi="Arial" w:cs="Arial"/>
+          <w:lang w:val="pt-BR"/>
         </w:rPr>
         <w:t>Estado estado_actual = MONITOR;</w:t>
       </w:r>
@@ -17610,20 +17855,21 @@
       <w:pPr>
         <w:rPr>
           <w:rFonts w:ascii="Arial" w:hAnsi="Arial" w:cs="Arial"/>
-        </w:rPr>
-      </w:pPr>
-    </w:p>
-    <w:p>
-      <w:pPr>
-        <w:rPr>
-          <w:rFonts w:ascii="Arial" w:hAnsi="Arial" w:cs="Arial"/>
-          <w:lang w:val="en-US"/>
-        </w:rPr>
-      </w:pPr>
-      <w:r>
-        <w:rPr>
-          <w:rFonts w:ascii="Arial" w:hAnsi="Arial" w:cs="Arial"/>
-          <w:lang w:val="en-US"/>
+          <w:lang w:val="pt-BR"/>
+        </w:rPr>
+      </w:pPr>
+    </w:p>
+    <w:p>
+      <w:pPr>
+        <w:rPr>
+          <w:rFonts w:ascii="Arial" w:hAnsi="Arial" w:cs="Arial"/>
+          <w:lang w:val="pt-BR"/>
+        </w:rPr>
+      </w:pPr>
+      <w:r>
+        <w:rPr>
+          <w:rFonts w:ascii="Arial" w:hAnsi="Arial" w:cs="Arial"/>
+          <w:lang w:val="pt-BR"/>
         </w:rPr>
         <w:t>float temp_c = 0, humedad = 0;</w:t>
       </w:r>
@@ -17632,13 +17878,13 @@
       <w:pPr>
         <w:rPr>
           <w:rFonts w:ascii="Arial" w:hAnsi="Arial" w:cs="Arial"/>
-          <w:lang w:val="en-US"/>
-        </w:rPr>
-      </w:pPr>
-      <w:r>
-        <w:rPr>
-          <w:rFonts w:ascii="Arial" w:hAnsi="Arial" w:cs="Arial"/>
-          <w:lang w:val="en-US"/>
+          <w:lang w:val="pt-BR"/>
+        </w:rPr>
+      </w:pPr>
+      <w:r>
+        <w:rPr>
+          <w:rFonts w:ascii="Arial" w:hAnsi="Arial" w:cs="Arial"/>
+          <w:lang w:val="pt-BR"/>
         </w:rPr>
         <w:t>unsigned long t_ultimo_guardado = 0;</w:t>
       </w:r>
@@ -17647,13 +17893,13 @@
       <w:pPr>
         <w:rPr>
           <w:rFonts w:ascii="Arial" w:hAnsi="Arial" w:cs="Arial"/>
-          <w:lang w:val="en-US"/>
-        </w:rPr>
-      </w:pPr>
-      <w:r>
-        <w:rPr>
-          <w:rFonts w:ascii="Arial" w:hAnsi="Arial" w:cs="Arial"/>
-          <w:lang w:val="en-US"/>
+          <w:lang w:val="pt-BR"/>
+        </w:rPr>
+      </w:pPr>
+      <w:r>
+        <w:rPr>
+          <w:rFonts w:ascii="Arial" w:hAnsi="Arial" w:cs="Arial"/>
+          <w:lang w:val="pt-BR"/>
         </w:rPr>
         <w:t>unsigned long t_btn_presionado  = 0;</w:t>
       </w:r>
@@ -17662,13 +17908,13 @@
       <w:pPr>
         <w:rPr>
           <w:rFonts w:ascii="Arial" w:hAnsi="Arial" w:cs="Arial"/>
-          <w:lang w:val="en-US"/>
-        </w:rPr>
-      </w:pPr>
-      <w:r>
-        <w:rPr>
-          <w:rFonts w:ascii="Arial" w:hAnsi="Arial" w:cs="Arial"/>
-          <w:lang w:val="en-US"/>
+          <w:lang w:val="pt-BR"/>
+        </w:rPr>
+      </w:pPr>
+      <w:r>
+        <w:rPr>
+          <w:rFonts w:ascii="Arial" w:hAnsi="Arial" w:cs="Arial"/>
+          <w:lang w:val="pt-BR"/>
         </w:rPr>
         <w:t>int total_registros = 0;</w:t>
       </w:r>
@@ -17903,6 +18149,7 @@
       <w:pPr>
         <w:rPr>
           <w:rFonts w:ascii="Arial" w:hAnsi="Arial" w:cs="Arial"/>
+          <w:lang w:val="en-US"/>
         </w:rPr>
       </w:pPr>
       <w:r>
@@ -17915,6 +18162,7 @@
       <w:r>
         <w:rPr>
           <w:rFonts w:ascii="Arial" w:hAnsi="Arial" w:cs="Arial"/>
+          <w:lang w:val="en-US"/>
         </w:rPr>
         <w:t>total_registros++;</w:t>
       </w:r>
@@ -17923,11 +18171,13 @@
       <w:pPr>
         <w:rPr>
           <w:rFonts w:ascii="Arial" w:hAnsi="Arial" w:cs="Arial"/>
-        </w:rPr>
-      </w:pPr>
-      <w:r>
-        <w:rPr>
-          <w:rFonts w:ascii="Arial" w:hAnsi="Arial" w:cs="Arial"/>
+          <w:lang w:val="en-US"/>
+        </w:rPr>
+      </w:pPr>
+      <w:r>
+        <w:rPr>
+          <w:rFonts w:ascii="Arial" w:hAnsi="Arial" w:cs="Arial"/>
+          <w:lang w:val="en-US"/>
         </w:rPr>
         <w:t xml:space="preserve">    Serial.print("Guardado #"); Serial.println(total_registros);</w:t>
       </w:r>
@@ -17942,6 +18192,7 @@
       <w:r>
         <w:rPr>
           <w:rFonts w:ascii="Arial" w:hAnsi="Arial" w:cs="Arial"/>
+          <w:lang w:val="en-US"/>
         </w:rPr>
         <w:t xml:space="preserve">  </w:t>
       </w:r>
@@ -18086,7 +18337,6 @@
           <w:rFonts w:ascii="Arial" w:hAnsi="Arial" w:cs="Arial"/>
           <w:lang w:val="en-US"/>
         </w:rPr>
-        <w:lastRenderedPageBreak/>
         <w:t xml:space="preserve">    case MONITOR:</w:t>
       </w:r>
     </w:p>
@@ -18199,6 +18449,7 @@
       <w:pPr>
         <w:rPr>
           <w:rFonts w:ascii="Arial" w:hAnsi="Arial" w:cs="Arial"/>
+          <w:lang w:val="en-US"/>
         </w:rPr>
       </w:pPr>
       <w:r>
@@ -18211,6 +18462,7 @@
       <w:r>
         <w:rPr>
           <w:rFonts w:ascii="Arial" w:hAnsi="Arial" w:cs="Arial"/>
+          <w:lang w:val="en-US"/>
         </w:rPr>
         <w:t>case ALERTA:</w:t>
       </w:r>
@@ -18219,30 +18471,28 @@
       <w:pPr>
         <w:rPr>
           <w:rFonts w:ascii="Arial" w:hAnsi="Arial" w:cs="Arial"/>
-        </w:rPr>
-      </w:pPr>
-      <w:r>
-        <w:rPr>
-          <w:rFonts w:ascii="Arial" w:hAnsi="Arial" w:cs="Arial"/>
-        </w:rPr>
-        <w:t xml:space="preserve">      oled.setCursor(20, 0);  oled.print("!!! </w:t>
-      </w:r>
-      <w:r>
-        <w:rPr>
-          <w:rFonts w:ascii="Arial" w:hAnsi="Arial" w:cs="Arial"/>
-        </w:rPr>
-        <w:t>ALERTA !!!");</w:t>
-      </w:r>
-    </w:p>
-    <w:p>
-      <w:pPr>
-        <w:rPr>
-          <w:rFonts w:ascii="Arial" w:hAnsi="Arial" w:cs="Arial"/>
-        </w:rPr>
-      </w:pPr>
-      <w:r>
-        <w:rPr>
-          <w:rFonts w:ascii="Arial" w:hAnsi="Arial" w:cs="Arial"/>
+          <w:lang w:val="en-US"/>
+        </w:rPr>
+      </w:pPr>
+      <w:r>
+        <w:rPr>
+          <w:rFonts w:ascii="Arial" w:hAnsi="Arial" w:cs="Arial"/>
+          <w:lang w:val="en-US"/>
+        </w:rPr>
+        <w:t xml:space="preserve">      oled.setCursor(20, 0);  oled.print("!!! ALERTA !!!");</w:t>
+      </w:r>
+    </w:p>
+    <w:p>
+      <w:pPr>
+        <w:rPr>
+          <w:rFonts w:ascii="Arial" w:hAnsi="Arial" w:cs="Arial"/>
+          <w:lang w:val="en-US"/>
+        </w:rPr>
+      </w:pPr>
+      <w:r>
+        <w:rPr>
+          <w:rFonts w:ascii="Arial" w:hAnsi="Arial" w:cs="Arial"/>
+          <w:lang w:val="en-US"/>
         </w:rPr>
         <w:t xml:space="preserve">      oled.setTextSize(2);</w:t>
       </w:r>
@@ -18251,11 +18501,13 @@
       <w:pPr>
         <w:rPr>
           <w:rFonts w:ascii="Arial" w:hAnsi="Arial" w:cs="Arial"/>
-        </w:rPr>
-      </w:pPr>
-      <w:r>
-        <w:rPr>
-          <w:rFonts w:ascii="Arial" w:hAnsi="Arial" w:cs="Arial"/>
+          <w:lang w:val="en-US"/>
+        </w:rPr>
+      </w:pPr>
+      <w:r>
+        <w:rPr>
+          <w:rFonts w:ascii="Arial" w:hAnsi="Arial" w:cs="Arial"/>
+          <w:lang w:val="en-US"/>
         </w:rPr>
         <w:t xml:space="preserve">      oled.setCursor(0, 16); oled.print(temp_c, 1); oled.print("C");</w:t>
       </w:r>
@@ -18270,6 +18522,7 @@
       <w:r>
         <w:rPr>
           <w:rFonts w:ascii="Arial" w:hAnsi="Arial" w:cs="Arial"/>
+          <w:lang w:val="en-US"/>
         </w:rPr>
         <w:t xml:space="preserve">      </w:t>
       </w:r>
@@ -18360,6 +18613,7 @@
       <w:pPr>
         <w:rPr>
           <w:rFonts w:ascii="Arial" w:hAnsi="Arial" w:cs="Arial"/>
+          <w:lang w:val="en-US"/>
         </w:rPr>
       </w:pPr>
       <w:r>
@@ -18372,6 +18626,7 @@
       <w:r>
         <w:rPr>
           <w:rFonts w:ascii="Arial" w:hAnsi="Arial" w:cs="Arial"/>
+          <w:lang w:val="en-US"/>
         </w:rPr>
         <w:t>oled.setCursor(10, 10); oled.print("MODO REGISTRO");</w:t>
       </w:r>
@@ -18386,6 +18641,7 @@
       <w:r>
         <w:rPr>
           <w:rFonts w:ascii="Arial" w:hAnsi="Arial" w:cs="Arial"/>
+          <w:lang w:val="en-US"/>
         </w:rPr>
         <w:t xml:space="preserve">      </w:t>
       </w:r>
@@ -18446,6 +18702,7 @@
       <w:pPr>
         <w:rPr>
           <w:rFonts w:ascii="Arial" w:hAnsi="Arial" w:cs="Arial"/>
+          <w:lang w:val="en-US"/>
         </w:rPr>
       </w:pPr>
       <w:r>
@@ -18458,6 +18715,7 @@
       <w:r>
         <w:rPr>
           <w:rFonts w:ascii="Arial" w:hAnsi="Arial" w:cs="Arial"/>
+          <w:lang w:val="en-US"/>
         </w:rPr>
         <w:t>oled.setCursor(0, 58);  oled.print("Suelta el boton");</w:t>
       </w:r>
@@ -18472,6 +18730,7 @@
       <w:r>
         <w:rPr>
           <w:rFonts w:ascii="Arial" w:hAnsi="Arial" w:cs="Arial"/>
+          <w:lang w:val="en-US"/>
         </w:rPr>
         <w:t xml:space="preserve">      </w:t>
       </w:r>
@@ -18510,7 +18769,6 @@
           <w:rFonts w:ascii="Arial" w:hAnsi="Arial" w:cs="Arial"/>
           <w:lang w:val="en-US"/>
         </w:rPr>
-        <w:lastRenderedPageBreak/>
         <w:t xml:space="preserve">  oled.display();</w:t>
       </w:r>
     </w:p>
@@ -19140,6 +19398,7 @@
       <w:pPr>
         <w:rPr>
           <w:rFonts w:ascii="Arial" w:hAnsi="Arial" w:cs="Arial"/>
+          <w:lang w:val="en-US"/>
         </w:rPr>
       </w:pPr>
       <w:r>
@@ -19152,6 +19411,7 @@
       <w:r>
         <w:rPr>
           <w:rFonts w:ascii="Arial" w:hAnsi="Arial" w:cs="Arial"/>
+          <w:lang w:val="en-US"/>
         </w:rPr>
         <w:t>if (t_btn_presionado == 0) t_btn_presionado = millis();</w:t>
       </w:r>
@@ -19160,11 +19420,13 @@
       <w:pPr>
         <w:rPr>
           <w:rFonts w:ascii="Arial" w:hAnsi="Arial" w:cs="Arial"/>
-        </w:rPr>
-      </w:pPr>
-      <w:r>
-        <w:rPr>
-          <w:rFonts w:ascii="Arial" w:hAnsi="Arial" w:cs="Arial"/>
+          <w:lang w:val="en-US"/>
+        </w:rPr>
+      </w:pPr>
+      <w:r>
+        <w:rPr>
+          <w:rFonts w:ascii="Arial" w:hAnsi="Arial" w:cs="Arial"/>
+          <w:lang w:val="en-US"/>
         </w:rPr>
         <w:t xml:space="preserve">    if (millis() - t_btn_presionado &gt; 3000) estado_actual = LOG;</w:t>
       </w:r>
@@ -19173,11 +19435,13 @@
       <w:pPr>
         <w:rPr>
           <w:rFonts w:ascii="Arial" w:hAnsi="Arial" w:cs="Arial"/>
-        </w:rPr>
-      </w:pPr>
-      <w:r>
-        <w:rPr>
-          <w:rFonts w:ascii="Arial" w:hAnsi="Arial" w:cs="Arial"/>
+          <w:lang w:val="en-US"/>
+        </w:rPr>
+      </w:pPr>
+      <w:r>
+        <w:rPr>
+          <w:rFonts w:ascii="Arial" w:hAnsi="Arial" w:cs="Arial"/>
+          <w:lang w:val="en-US"/>
         </w:rPr>
         <w:t xml:space="preserve">  } else {</w:t>
       </w:r>
@@ -19186,11 +19450,13 @@
       <w:pPr>
         <w:rPr>
           <w:rFonts w:ascii="Arial" w:hAnsi="Arial" w:cs="Arial"/>
-        </w:rPr>
-      </w:pPr>
-      <w:r>
-        <w:rPr>
-          <w:rFonts w:ascii="Arial" w:hAnsi="Arial" w:cs="Arial"/>
+          <w:lang w:val="en-US"/>
+        </w:rPr>
+      </w:pPr>
+      <w:r>
+        <w:rPr>
+          <w:rFonts w:ascii="Arial" w:hAnsi="Arial" w:cs="Arial"/>
+          <w:lang w:val="en-US"/>
         </w:rPr>
         <w:t xml:space="preserve">    t_btn_presionado = 0;</w:t>
       </w:r>
@@ -19199,30 +19465,28 @@
       <w:pPr>
         <w:rPr>
           <w:rFonts w:ascii="Arial" w:hAnsi="Arial" w:cs="Arial"/>
-        </w:rPr>
-      </w:pPr>
-      <w:r>
-        <w:rPr>
-          <w:rFonts w:ascii="Arial" w:hAnsi="Arial" w:cs="Arial"/>
-        </w:rPr>
-        <w:t xml:space="preserve">    </w:t>
-      </w:r>
-      <w:r>
-        <w:rPr>
-          <w:rFonts w:ascii="Arial" w:hAnsi="Arial" w:cs="Arial"/>
-        </w:rPr>
-        <w:t>if (estado_actual == LOG) estado_actual = MONITOR;</w:t>
-      </w:r>
-    </w:p>
-    <w:p>
-      <w:pPr>
-        <w:rPr>
-          <w:rFonts w:ascii="Arial" w:hAnsi="Arial" w:cs="Arial"/>
-        </w:rPr>
-      </w:pPr>
-      <w:r>
-        <w:rPr>
-          <w:rFonts w:ascii="Arial" w:hAnsi="Arial" w:cs="Arial"/>
+          <w:lang w:val="en-US"/>
+        </w:rPr>
+      </w:pPr>
+      <w:r>
+        <w:rPr>
+          <w:rFonts w:ascii="Arial" w:hAnsi="Arial" w:cs="Arial"/>
+          <w:lang w:val="en-US"/>
+        </w:rPr>
+        <w:t xml:space="preserve">    if (estado_actual == LOG) estado_actual = MONITOR;</w:t>
+      </w:r>
+    </w:p>
+    <w:p>
+      <w:pPr>
+        <w:rPr>
+          <w:rFonts w:ascii="Arial" w:hAnsi="Arial" w:cs="Arial"/>
+          <w:lang w:val="en-US"/>
+        </w:rPr>
+      </w:pPr>
+      <w:r>
+        <w:rPr>
+          <w:rFonts w:ascii="Arial" w:hAnsi="Arial" w:cs="Arial"/>
+          <w:lang w:val="en-US"/>
         </w:rPr>
         <w:t xml:space="preserve">  }</w:t>
       </w:r>
@@ -19231,18 +19495,21 @@
       <w:pPr>
         <w:rPr>
           <w:rFonts w:ascii="Arial" w:hAnsi="Arial" w:cs="Arial"/>
-        </w:rPr>
-      </w:pPr>
-    </w:p>
-    <w:p>
-      <w:pPr>
-        <w:rPr>
-          <w:rFonts w:ascii="Arial" w:hAnsi="Arial" w:cs="Arial"/>
-        </w:rPr>
-      </w:pPr>
-      <w:r>
-        <w:rPr>
-          <w:rFonts w:ascii="Arial" w:hAnsi="Arial" w:cs="Arial"/>
+          <w:lang w:val="en-US"/>
+        </w:rPr>
+      </w:pPr>
+    </w:p>
+    <w:p>
+      <w:pPr>
+        <w:rPr>
+          <w:rFonts w:ascii="Arial" w:hAnsi="Arial" w:cs="Arial"/>
+          <w:lang w:val="en-US"/>
+        </w:rPr>
+      </w:pPr>
+      <w:r>
+        <w:rPr>
+          <w:rFonts w:ascii="Arial" w:hAnsi="Arial" w:cs="Arial"/>
+          <w:lang w:val="en-US"/>
         </w:rPr>
         <w:t xml:space="preserve">  if (estado_actual != LOG) {</w:t>
       </w:r>
@@ -19251,11 +19518,13 @@
       <w:pPr>
         <w:rPr>
           <w:rFonts w:ascii="Arial" w:hAnsi="Arial" w:cs="Arial"/>
-        </w:rPr>
-      </w:pPr>
-      <w:r>
-        <w:rPr>
-          <w:rFonts w:ascii="Arial" w:hAnsi="Arial" w:cs="Arial"/>
+          <w:lang w:val="en-US"/>
+        </w:rPr>
+      </w:pPr>
+      <w:r>
+        <w:rPr>
+          <w:rFonts w:ascii="Arial" w:hAnsi="Arial" w:cs="Arial"/>
+          <w:lang w:val="en-US"/>
         </w:rPr>
         <w:t xml:space="preserve">    if (temp_c &gt; 35.0 || humedad &gt; 85.0)</w:t>
       </w:r>
@@ -19264,11 +19533,13 @@
       <w:pPr>
         <w:rPr>
           <w:rFonts w:ascii="Arial" w:hAnsi="Arial" w:cs="Arial"/>
-        </w:rPr>
-      </w:pPr>
-      <w:r>
-        <w:rPr>
-          <w:rFonts w:ascii="Arial" w:hAnsi="Arial" w:cs="Arial"/>
+          <w:lang w:val="en-US"/>
+        </w:rPr>
+      </w:pPr>
+      <w:r>
+        <w:rPr>
+          <w:rFonts w:ascii="Arial" w:hAnsi="Arial" w:cs="Arial"/>
+          <w:lang w:val="en-US"/>
         </w:rPr>
         <w:t xml:space="preserve">      estado_actual = ALERTA;</w:t>
       </w:r>
@@ -19277,11 +19548,13 @@
       <w:pPr>
         <w:rPr>
           <w:rFonts w:ascii="Arial" w:hAnsi="Arial" w:cs="Arial"/>
-        </w:rPr>
-      </w:pPr>
-      <w:r>
-        <w:rPr>
-          <w:rFonts w:ascii="Arial" w:hAnsi="Arial" w:cs="Arial"/>
+          <w:lang w:val="en-US"/>
+        </w:rPr>
+      </w:pPr>
+      <w:r>
+        <w:rPr>
+          <w:rFonts w:ascii="Arial" w:hAnsi="Arial" w:cs="Arial"/>
+          <w:lang w:val="en-US"/>
         </w:rPr>
         <w:t xml:space="preserve">    else if (estado_actual == ALERTA)</w:t>
       </w:r>
@@ -19290,11 +19563,13 @@
       <w:pPr>
         <w:rPr>
           <w:rFonts w:ascii="Arial" w:hAnsi="Arial" w:cs="Arial"/>
-        </w:rPr>
-      </w:pPr>
-      <w:r>
-        <w:rPr>
-          <w:rFonts w:ascii="Arial" w:hAnsi="Arial" w:cs="Arial"/>
+          <w:lang w:val="en-US"/>
+        </w:rPr>
+      </w:pPr>
+      <w:r>
+        <w:rPr>
+          <w:rFonts w:ascii="Arial" w:hAnsi="Arial" w:cs="Arial"/>
+          <w:lang w:val="en-US"/>
         </w:rPr>
         <w:t xml:space="preserve">      estado_actual = MONITOR;</w:t>
       </w:r>
@@ -19309,6 +19584,7 @@
       <w:r>
         <w:rPr>
           <w:rFonts w:ascii="Arial" w:hAnsi="Arial" w:cs="Arial"/>
+          <w:lang w:val="en-US"/>
         </w:rPr>
         <w:t xml:space="preserve">  </w:t>
       </w:r>
@@ -19407,6 +19683,7 @@
       <w:pPr>
         <w:rPr>
           <w:rFonts w:ascii="Arial" w:hAnsi="Arial" w:cs="Arial"/>
+          <w:lang w:val="en-US"/>
         </w:rPr>
       </w:pPr>
       <w:r>
@@ -19419,6 +19696,7 @@
       <w:r>
         <w:rPr>
           <w:rFonts w:ascii="Arial" w:hAnsi="Arial" w:cs="Arial"/>
+          <w:lang w:val="en-US"/>
         </w:rPr>
         <w:t>Serial.print("% | Reg: "); Serial.println(total_registros);</w:t>
       </w:r>
@@ -19427,11 +19705,13 @@
       <w:pPr>
         <w:rPr>
           <w:rFonts w:ascii="Arial" w:hAnsi="Arial" w:cs="Arial"/>
-        </w:rPr>
-      </w:pPr>
-      <w:r>
-        <w:rPr>
-          <w:rFonts w:ascii="Arial" w:hAnsi="Arial" w:cs="Arial"/>
+          <w:lang w:val="en-US"/>
+        </w:rPr>
+      </w:pPr>
+      <w:r>
+        <w:rPr>
+          <w:rFonts w:ascii="Arial" w:hAnsi="Arial" w:cs="Arial"/>
+          <w:lang w:val="en-US"/>
         </w:rPr>
         <w:t xml:space="preserve">      if (millis() - t_ultimo_guardado &gt;= INTERVALO_GUARDADO) {</w:t>
       </w:r>
@@ -19440,11 +19720,13 @@
       <w:pPr>
         <w:rPr>
           <w:rFonts w:ascii="Arial" w:hAnsi="Arial" w:cs="Arial"/>
-        </w:rPr>
-      </w:pPr>
-      <w:r>
-        <w:rPr>
-          <w:rFonts w:ascii="Arial" w:hAnsi="Arial" w:cs="Arial"/>
+          <w:lang w:val="en-US"/>
+        </w:rPr>
+      </w:pPr>
+      <w:r>
+        <w:rPr>
+          <w:rFonts w:ascii="Arial" w:hAnsi="Arial" w:cs="Arial"/>
+          <w:lang w:val="en-US"/>
         </w:rPr>
         <w:t xml:space="preserve">        guardarEnSD();</w:t>
       </w:r>
@@ -19453,11 +19735,13 @@
       <w:pPr>
         <w:rPr>
           <w:rFonts w:ascii="Arial" w:hAnsi="Arial" w:cs="Arial"/>
-        </w:rPr>
-      </w:pPr>
-      <w:r>
-        <w:rPr>
-          <w:rFonts w:ascii="Arial" w:hAnsi="Arial" w:cs="Arial"/>
+          <w:lang w:val="en-US"/>
+        </w:rPr>
+      </w:pPr>
+      <w:r>
+        <w:rPr>
+          <w:rFonts w:ascii="Arial" w:hAnsi="Arial" w:cs="Arial"/>
+          <w:lang w:val="en-US"/>
         </w:rPr>
         <w:t xml:space="preserve">        t_ultimo_guardado = millis();</w:t>
       </w:r>
@@ -19472,6 +19756,7 @@
       <w:r>
         <w:rPr>
           <w:rFonts w:ascii="Arial" w:hAnsi="Arial" w:cs="Arial"/>
+          <w:lang w:val="en-US"/>
         </w:rPr>
         <w:t xml:space="preserve">      </w:t>
       </w:r>
@@ -19562,30 +19847,44 @@
       <w:pPr>
         <w:rPr>
           <w:rFonts w:ascii="Arial" w:hAnsi="Arial" w:cs="Arial"/>
-          <w:lang w:val="en-US"/>
-        </w:rPr>
-      </w:pPr>
-      <w:r>
-        <w:rPr>
-          <w:rFonts w:ascii="Arial" w:hAnsi="Arial" w:cs="Arial"/>
-          <w:lang w:val="en-US"/>
-        </w:rPr>
-        <w:t xml:space="preserve">      Serial.print("C | Hum: "); Serial.println(humedad);</w:t>
-      </w:r>
-    </w:p>
-    <w:p>
-      <w:pPr>
-        <w:rPr>
-          <w:rFonts w:ascii="Arial" w:hAnsi="Arial" w:cs="Arial"/>
-          <w:lang w:val="en-US"/>
-        </w:rPr>
-      </w:pPr>
-      <w:r>
-        <w:rPr>
-          <w:rFonts w:ascii="Arial" w:hAnsi="Arial" w:cs="Arial"/>
-          <w:lang w:val="en-US"/>
-        </w:rPr>
-        <w:t xml:space="preserve">      break;</w:t>
+          <w:lang w:val="pt-BR"/>
+        </w:rPr>
+      </w:pPr>
+      <w:r>
+        <w:rPr>
+          <w:rFonts w:ascii="Arial" w:hAnsi="Arial" w:cs="Arial"/>
+          <w:lang w:val="en-US"/>
+        </w:rPr>
+        <w:t xml:space="preserve">      </w:t>
+      </w:r>
+      <w:r>
+        <w:rPr>
+          <w:rFonts w:ascii="Arial" w:hAnsi="Arial" w:cs="Arial"/>
+          <w:lang w:val="pt-BR"/>
+        </w:rPr>
+        <w:t>Serial.print("C | Hum: "); Serial.println(humedad);</w:t>
+      </w:r>
+    </w:p>
+    <w:p>
+      <w:pPr>
+        <w:rPr>
+          <w:rFonts w:ascii="Arial" w:hAnsi="Arial" w:cs="Arial"/>
+          <w:lang w:val="en-US"/>
+        </w:rPr>
+      </w:pPr>
+      <w:r>
+        <w:rPr>
+          <w:rFonts w:ascii="Arial" w:hAnsi="Arial" w:cs="Arial"/>
+          <w:lang w:val="pt-BR"/>
+        </w:rPr>
+        <w:t xml:space="preserve">      </w:t>
+      </w:r>
+      <w:r>
+        <w:rPr>
+          <w:rFonts w:ascii="Arial" w:hAnsi="Arial" w:cs="Arial"/>
+          <w:lang w:val="en-US"/>
+        </w:rPr>
+        <w:t>break;</w:t>
       </w:r>
     </w:p>
     <w:p>
@@ -19615,7 +19914,6 @@
           <w:rFonts w:ascii="Arial" w:hAnsi="Arial" w:cs="Arial"/>
           <w:lang w:val="en-US"/>
         </w:rPr>
-        <w:lastRenderedPageBreak/>
         <w:t xml:space="preserve">      setLED(false, false, true);</w:t>
       </w:r>
     </w:p>
